--- a/docs/Yoluno_Development_Roadmap.docx
+++ b/docs/Yoluno_Development_Roadmap.docx
@@ -201,13 +201,14 @@
       <w:tr>
         <w:tc>
           <w:tcPr>
-            <w:vAlign w:val="center"/>
-          </w:tcPr>
-          <w:p>
-            <w:r>
-              <w:rPr>
-                <w:rFonts w:ascii="Segoe UI" w:cs="Segoe UI" w:eastAsia="Segoe UI" w:hAnsi="Segoe UI"/>
-                <w:color w:val="2D2A26"/>
+            <w:shd w:color="D4EDDA" w:val="solid"/>
+            <w:vAlign w:val="center"/>
+          </w:tcPr>
+          <w:p>
+            <w:r>
+              <w:rPr>
+                <w:rFonts w:ascii="Segoe UI" w:cs="Segoe UI" w:eastAsia="Segoe UI" w:hAnsi="Segoe UI"/>
+                <w:color w:val="155724"/>
                 <w:sz w:val="20"/>
                 <w:szCs w:val="20"/>
               </w:rPr>
@@ -217,13 +218,14 @@
         </w:tc>
         <w:tc>
           <w:tcPr>
-            <w:vAlign w:val="center"/>
-          </w:tcPr>
-          <w:p>
-            <w:r>
-              <w:rPr>
-                <w:rFonts w:ascii="Segoe UI" w:cs="Segoe UI" w:eastAsia="Segoe UI" w:hAnsi="Segoe UI"/>
-                <w:color w:val="2D2A26"/>
+            <w:shd w:color="D4EDDA" w:val="solid"/>
+            <w:vAlign w:val="center"/>
+          </w:tcPr>
+          <w:p>
+            <w:r>
+              <w:rPr>
+                <w:rFonts w:ascii="Segoe UI" w:cs="Segoe UI" w:eastAsia="Segoe UI" w:hAnsi="Segoe UI"/>
+                <w:color w:val="155724"/>
                 <w:sz w:val="20"/>
                 <w:szCs w:val="20"/>
               </w:rPr>
@@ -233,13 +235,14 @@
         </w:tc>
         <w:tc>
           <w:tcPr>
-            <w:vAlign w:val="center"/>
-          </w:tcPr>
-          <w:p>
-            <w:r>
-              <w:rPr>
-                <w:rFonts w:ascii="Segoe UI" w:cs="Segoe UI" w:eastAsia="Segoe UI" w:hAnsi="Segoe UI"/>
-                <w:color w:val="2D2A26"/>
+            <w:shd w:color="D4EDDA" w:val="solid"/>
+            <w:vAlign w:val="center"/>
+          </w:tcPr>
+          <w:p>
+            <w:r>
+              <w:rPr>
+                <w:rFonts w:ascii="Segoe UI" w:cs="Segoe UI" w:eastAsia="Segoe UI" w:hAnsi="Segoe UI"/>
+                <w:color w:val="155724"/>
                 <w:sz w:val="20"/>
                 <w:szCs w:val="20"/>
               </w:rPr>
@@ -249,13 +252,14 @@
         </w:tc>
         <w:tc>
           <w:tcPr>
-            <w:vAlign w:val="center"/>
-          </w:tcPr>
-          <w:p>
-            <w:r>
-              <w:rPr>
-                <w:rFonts w:ascii="Segoe UI" w:cs="Segoe UI" w:eastAsia="Segoe UI" w:hAnsi="Segoe UI"/>
-                <w:color w:val="2D2A26"/>
+            <w:shd w:color="D4EDDA" w:val="solid"/>
+            <w:vAlign w:val="center"/>
+          </w:tcPr>
+          <w:p>
+            <w:r>
+              <w:rPr>
+                <w:rFonts w:ascii="Segoe UI" w:cs="Segoe UI" w:eastAsia="Segoe UI" w:hAnsi="Segoe UI"/>
+                <w:color w:val="155724"/>
                 <w:sz w:val="20"/>
                 <w:szCs w:val="20"/>
               </w:rPr>
@@ -265,6 +269,7 @@
         </w:tc>
         <w:tc>
           <w:tcPr>
+            <w:shd w:color="D4EDDA" w:val="solid"/>
             <w:vAlign w:val="center"/>
           </w:tcPr>
           <w:p>
@@ -277,7 +282,7 @@
                 <w:sz w:val="20"/>
                 <w:szCs w:val="20"/>
               </w:rPr>
-              <w:t xml:space="preserve"/>
+              <w:t xml:space="preserve">✅</w:t>
             </w:r>
           </w:p>
         </w:tc>
@@ -2202,13 +2207,14 @@
       <w:tr>
         <w:tc>
           <w:tcPr>
-            <w:vAlign w:val="center"/>
-          </w:tcPr>
-          <w:p>
-            <w:r>
-              <w:rPr>
-                <w:rFonts w:ascii="Segoe UI" w:cs="Segoe UI" w:eastAsia="Segoe UI" w:hAnsi="Segoe UI"/>
-                <w:color w:val="2D2A26"/>
+            <w:shd w:color="D4EDDA" w:val="solid"/>
+            <w:vAlign w:val="center"/>
+          </w:tcPr>
+          <w:p>
+            <w:r>
+              <w:rPr>
+                <w:rFonts w:ascii="Segoe UI" w:cs="Segoe UI" w:eastAsia="Segoe UI" w:hAnsi="Segoe UI"/>
+                <w:color w:val="155724"/>
                 <w:sz w:val="20"/>
                 <w:szCs w:val="20"/>
               </w:rPr>
@@ -2218,13 +2224,14 @@
         </w:tc>
         <w:tc>
           <w:tcPr>
-            <w:vAlign w:val="center"/>
-          </w:tcPr>
-          <w:p>
-            <w:r>
-              <w:rPr>
-                <w:rFonts w:ascii="Segoe UI" w:cs="Segoe UI" w:eastAsia="Segoe UI" w:hAnsi="Segoe UI"/>
-                <w:color w:val="2D2A26"/>
+            <w:shd w:color="D4EDDA" w:val="solid"/>
+            <w:vAlign w:val="center"/>
+          </w:tcPr>
+          <w:p>
+            <w:r>
+              <w:rPr>
+                <w:rFonts w:ascii="Segoe UI" w:cs="Segoe UI" w:eastAsia="Segoe UI" w:hAnsi="Segoe UI"/>
+                <w:color w:val="155724"/>
                 <w:sz w:val="20"/>
                 <w:szCs w:val="20"/>
               </w:rPr>
@@ -2234,13 +2241,14 @@
         </w:tc>
         <w:tc>
           <w:tcPr>
-            <w:vAlign w:val="center"/>
-          </w:tcPr>
-          <w:p>
-            <w:r>
-              <w:rPr>
-                <w:rFonts w:ascii="Segoe UI" w:cs="Segoe UI" w:eastAsia="Segoe UI" w:hAnsi="Segoe UI"/>
-                <w:color w:val="2D2A26"/>
+            <w:shd w:color="D4EDDA" w:val="solid"/>
+            <w:vAlign w:val="center"/>
+          </w:tcPr>
+          <w:p>
+            <w:r>
+              <w:rPr>
+                <w:rFonts w:ascii="Segoe UI" w:cs="Segoe UI" w:eastAsia="Segoe UI" w:hAnsi="Segoe UI"/>
+                <w:color w:val="155724"/>
                 <w:sz w:val="20"/>
                 <w:szCs w:val="20"/>
               </w:rPr>
@@ -2250,13 +2258,14 @@
         </w:tc>
         <w:tc>
           <w:tcPr>
-            <w:vAlign w:val="center"/>
-          </w:tcPr>
-          <w:p>
-            <w:r>
-              <w:rPr>
-                <w:rFonts w:ascii="Segoe UI" w:cs="Segoe UI" w:eastAsia="Segoe UI" w:hAnsi="Segoe UI"/>
-                <w:color w:val="2D2A26"/>
+            <w:shd w:color="D4EDDA" w:val="solid"/>
+            <w:vAlign w:val="center"/>
+          </w:tcPr>
+          <w:p>
+            <w:r>
+              <w:rPr>
+                <w:rFonts w:ascii="Segoe UI" w:cs="Segoe UI" w:eastAsia="Segoe UI" w:hAnsi="Segoe UI"/>
+                <w:color w:val="155724"/>
                 <w:sz w:val="20"/>
                 <w:szCs w:val="20"/>
               </w:rPr>
@@ -2266,6 +2275,7 @@
         </w:tc>
         <w:tc>
           <w:tcPr>
+            <w:shd w:color="D4EDDA" w:val="solid"/>
             <w:vAlign w:val="center"/>
           </w:tcPr>
           <w:p>
@@ -2278,7 +2288,7 @@
                 <w:sz w:val="20"/>
                 <w:szCs w:val="20"/>
               </w:rPr>
-              <w:t xml:space="preserve"/>
+              <w:t xml:space="preserve">✅</w:t>
             </w:r>
           </w:p>
         </w:tc>
@@ -2286,14 +2296,14 @@
       <w:tr>
         <w:tc>
           <w:tcPr>
-            <w:shd w:color="F5F4F2" w:val="solid"/>
-            <w:vAlign w:val="center"/>
-          </w:tcPr>
-          <w:p>
-            <w:r>
-              <w:rPr>
-                <w:rFonts w:ascii="Segoe UI" w:cs="Segoe UI" w:eastAsia="Segoe UI" w:hAnsi="Segoe UI"/>
-                <w:color w:val="2D2A26"/>
+            <w:shd w:color="D4EDDA" w:val="solid"/>
+            <w:vAlign w:val="center"/>
+          </w:tcPr>
+          <w:p>
+            <w:r>
+              <w:rPr>
+                <w:rFonts w:ascii="Segoe UI" w:cs="Segoe UI" w:eastAsia="Segoe UI" w:hAnsi="Segoe UI"/>
+                <w:color w:val="155724"/>
                 <w:sz w:val="20"/>
                 <w:szCs w:val="20"/>
               </w:rPr>
@@ -2303,14 +2313,14 @@
         </w:tc>
         <w:tc>
           <w:tcPr>
-            <w:shd w:color="F5F4F2" w:val="solid"/>
-            <w:vAlign w:val="center"/>
-          </w:tcPr>
-          <w:p>
-            <w:r>
-              <w:rPr>
-                <w:rFonts w:ascii="Segoe UI" w:cs="Segoe UI" w:eastAsia="Segoe UI" w:hAnsi="Segoe UI"/>
-                <w:color w:val="2D2A26"/>
+            <w:shd w:color="D4EDDA" w:val="solid"/>
+            <w:vAlign w:val="center"/>
+          </w:tcPr>
+          <w:p>
+            <w:r>
+              <w:rPr>
+                <w:rFonts w:ascii="Segoe UI" w:cs="Segoe UI" w:eastAsia="Segoe UI" w:hAnsi="Segoe UI"/>
+                <w:color w:val="155724"/>
                 <w:sz w:val="20"/>
                 <w:szCs w:val="20"/>
               </w:rPr>
@@ -2320,14 +2330,14 @@
         </w:tc>
         <w:tc>
           <w:tcPr>
-            <w:shd w:color="F5F4F2" w:val="solid"/>
-            <w:vAlign w:val="center"/>
-          </w:tcPr>
-          <w:p>
-            <w:r>
-              <w:rPr>
-                <w:rFonts w:ascii="Segoe UI" w:cs="Segoe UI" w:eastAsia="Segoe UI" w:hAnsi="Segoe UI"/>
-                <w:color w:val="2D2A26"/>
+            <w:shd w:color="D4EDDA" w:val="solid"/>
+            <w:vAlign w:val="center"/>
+          </w:tcPr>
+          <w:p>
+            <w:r>
+              <w:rPr>
+                <w:rFonts w:ascii="Segoe UI" w:cs="Segoe UI" w:eastAsia="Segoe UI" w:hAnsi="Segoe UI"/>
+                <w:color w:val="155724"/>
                 <w:sz w:val="20"/>
                 <w:szCs w:val="20"/>
               </w:rPr>
@@ -2337,14 +2347,14 @@
         </w:tc>
         <w:tc>
           <w:tcPr>
-            <w:shd w:color="F5F4F2" w:val="solid"/>
-            <w:vAlign w:val="center"/>
-          </w:tcPr>
-          <w:p>
-            <w:r>
-              <w:rPr>
-                <w:rFonts w:ascii="Segoe UI" w:cs="Segoe UI" w:eastAsia="Segoe UI" w:hAnsi="Segoe UI"/>
-                <w:color w:val="2D2A26"/>
+            <w:shd w:color="D4EDDA" w:val="solid"/>
+            <w:vAlign w:val="center"/>
+          </w:tcPr>
+          <w:p>
+            <w:r>
+              <w:rPr>
+                <w:rFonts w:ascii="Segoe UI" w:cs="Segoe UI" w:eastAsia="Segoe UI" w:hAnsi="Segoe UI"/>
+                <w:color w:val="155724"/>
                 <w:sz w:val="20"/>
                 <w:szCs w:val="20"/>
               </w:rPr>
@@ -2354,7 +2364,7 @@
         </w:tc>
         <w:tc>
           <w:tcPr>
-            <w:shd w:color="F5F4F2" w:val="solid"/>
+            <w:shd w:color="D4EDDA" w:val="solid"/>
             <w:vAlign w:val="center"/>
           </w:tcPr>
           <w:p>
@@ -2367,7 +2377,7 @@
                 <w:sz w:val="20"/>
                 <w:szCs w:val="20"/>
               </w:rPr>
-              <w:t xml:space="preserve"/>
+              <w:t xml:space="preserve">✅</w:t>
             </w:r>
           </w:p>
         </w:tc>
@@ -2375,13 +2385,14 @@
       <w:tr>
         <w:tc>
           <w:tcPr>
-            <w:vAlign w:val="center"/>
-          </w:tcPr>
-          <w:p>
-            <w:r>
-              <w:rPr>
-                <w:rFonts w:ascii="Segoe UI" w:cs="Segoe UI" w:eastAsia="Segoe UI" w:hAnsi="Segoe UI"/>
-                <w:color w:val="2D2A26"/>
+            <w:shd w:color="D4EDDA" w:val="solid"/>
+            <w:vAlign w:val="center"/>
+          </w:tcPr>
+          <w:p>
+            <w:r>
+              <w:rPr>
+                <w:rFonts w:ascii="Segoe UI" w:cs="Segoe UI" w:eastAsia="Segoe UI" w:hAnsi="Segoe UI"/>
+                <w:color w:val="155724"/>
                 <w:sz w:val="20"/>
                 <w:szCs w:val="20"/>
               </w:rPr>
@@ -2391,13 +2402,14 @@
         </w:tc>
         <w:tc>
           <w:tcPr>
-            <w:vAlign w:val="center"/>
-          </w:tcPr>
-          <w:p>
-            <w:r>
-              <w:rPr>
-                <w:rFonts w:ascii="Segoe UI" w:cs="Segoe UI" w:eastAsia="Segoe UI" w:hAnsi="Segoe UI"/>
-                <w:color w:val="2D2A26"/>
+            <w:shd w:color="D4EDDA" w:val="solid"/>
+            <w:vAlign w:val="center"/>
+          </w:tcPr>
+          <w:p>
+            <w:r>
+              <w:rPr>
+                <w:rFonts w:ascii="Segoe UI" w:cs="Segoe UI" w:eastAsia="Segoe UI" w:hAnsi="Segoe UI"/>
+                <w:color w:val="155724"/>
                 <w:sz w:val="20"/>
                 <w:szCs w:val="20"/>
               </w:rPr>
@@ -2407,13 +2419,14 @@
         </w:tc>
         <w:tc>
           <w:tcPr>
-            <w:vAlign w:val="center"/>
-          </w:tcPr>
-          <w:p>
-            <w:r>
-              <w:rPr>
-                <w:rFonts w:ascii="Segoe UI" w:cs="Segoe UI" w:eastAsia="Segoe UI" w:hAnsi="Segoe UI"/>
-                <w:color w:val="2D2A26"/>
+            <w:shd w:color="D4EDDA" w:val="solid"/>
+            <w:vAlign w:val="center"/>
+          </w:tcPr>
+          <w:p>
+            <w:r>
+              <w:rPr>
+                <w:rFonts w:ascii="Segoe UI" w:cs="Segoe UI" w:eastAsia="Segoe UI" w:hAnsi="Segoe UI"/>
+                <w:color w:val="155724"/>
                 <w:sz w:val="20"/>
                 <w:szCs w:val="20"/>
               </w:rPr>
@@ -2423,13 +2436,14 @@
         </w:tc>
         <w:tc>
           <w:tcPr>
-            <w:vAlign w:val="center"/>
-          </w:tcPr>
-          <w:p>
-            <w:r>
-              <w:rPr>
-                <w:rFonts w:ascii="Segoe UI" w:cs="Segoe UI" w:eastAsia="Segoe UI" w:hAnsi="Segoe UI"/>
-                <w:color w:val="2D2A26"/>
+            <w:shd w:color="D4EDDA" w:val="solid"/>
+            <w:vAlign w:val="center"/>
+          </w:tcPr>
+          <w:p>
+            <w:r>
+              <w:rPr>
+                <w:rFonts w:ascii="Segoe UI" w:cs="Segoe UI" w:eastAsia="Segoe UI" w:hAnsi="Segoe UI"/>
+                <w:color w:val="155724"/>
                 <w:sz w:val="20"/>
                 <w:szCs w:val="20"/>
               </w:rPr>
@@ -2439,6 +2453,7 @@
         </w:tc>
         <w:tc>
           <w:tcPr>
+            <w:shd w:color="D4EDDA" w:val="solid"/>
             <w:vAlign w:val="center"/>
           </w:tcPr>
           <w:p>
@@ -2451,1080 +2466,12 @@
                 <w:sz w:val="20"/>
                 <w:szCs w:val="20"/>
               </w:rPr>
-              <w:t xml:space="preserve"/>
+              <w:t xml:space="preserve">✅</w:t>
             </w:r>
           </w:p>
         </w:tc>
       </w:tr>
     </w:tbl>
-    <w:p>
-      <w:pPr>
-        <w:spacing w:after="100" w:before="100"/>
-      </w:pPr>
-    </w:p>
-    <w:p>
-      <w:pPr>
-        <w:pStyle w:val="Heading2"/>
-        <w:spacing w:after="100" w:before="300"/>
-      </w:pPr>
-      <w:r>
-        <w:rPr>
-          <w:rFonts w:ascii="Segoe UI" w:cs="Segoe UI" w:eastAsia="Segoe UI" w:hAnsi="Segoe UI"/>
-          <w:b/>
-          <w:bCs/>
-          <w:color w:val="2D2A26"/>
-        </w:rPr>
-        <w:t xml:space="preserve">Task 23 Detail: Enhanced AI Topic Generation</w:t>
-      </w:r>
-    </w:p>
-    <w:p>
-      <w:pPr>
-        <w:spacing w:after="100"/>
-      </w:pPr>
-      <w:r>
-        <w:rPr>
-          <w:rFonts w:ascii="Segoe UI" w:cs="Segoe UI" w:eastAsia="Segoe UI" w:hAnsi="Segoe UI"/>
-          <w:color w:val="2D2A26"/>
-          <w:sz w:val="20"/>
-          <w:szCs w:val="20"/>
-        </w:rPr>
-        <w:t xml:space="preserve">The current "Generate with AI" feature produces 100-200 word snippets with 2-4 facts. This is too short for meaningful learning. The upgrade transforms it into a structured mini-lesson generator.</w:t>
-      </w:r>
-    </w:p>
-    <w:p>
-      <w:pPr>
-        <w:spacing w:after="100" w:before="100"/>
-      </w:pPr>
-    </w:p>
-    <w:p>
-      <w:pPr>
-        <w:pStyle w:val="Heading3"/>
-        <w:spacing w:after="100" w:before="300"/>
-      </w:pPr>
-      <w:r>
-        <w:rPr>
-          <w:rFonts w:ascii="Segoe UI" w:cs="Segoe UI" w:eastAsia="Segoe UI" w:hAnsi="Segoe UI"/>
-          <w:b/>
-          <w:bCs/>
-          <w:color w:val="2D2A26"/>
-        </w:rPr>
-        <w:t xml:space="preserve">Current vs Proposed</w:t>
-      </w:r>
-    </w:p>
-    <w:tbl>
-      <w:tblPr>
-        <w:tblW w:type="pct" w:w="100%"/>
-        <w:tblBorders>
-          <w:top w:val="single" w:color="DDDDDD" w:sz="1"/>
-          <w:left w:val="single" w:color="DDDDDD" w:sz="1"/>
-          <w:bottom w:val="single" w:color="DDDDDD" w:sz="1"/>
-          <w:right w:val="single" w:color="DDDDDD" w:sz="1"/>
-          <w:insideH w:val="single" w:color="DDDDDD" w:sz="1"/>
-          <w:insideV w:val="single" w:color="DDDDDD" w:sz="1"/>
-        </w:tblBorders>
-      </w:tblPr>
-      <w:tblGrid>
-        <w:gridCol w:w="100"/>
-        <w:gridCol w:w="100"/>
-        <w:gridCol w:w="100"/>
-        <w:gridCol w:w="100"/>
-      </w:tblGrid>
-      <w:tr>
-        <w:tc>
-          <w:tcPr>
-            <w:shd w:color="3DD6C8" w:val="solid"/>
-            <w:vAlign w:val="center"/>
-          </w:tcPr>
-          <w:p>
-            <w:r>
-              <w:rPr>
-                <w:rFonts w:ascii="Segoe UI" w:cs="Segoe UI" w:eastAsia="Segoe UI" w:hAnsi="Segoe UI"/>
-                <w:b/>
-                <w:bCs/>
-                <w:color w:val="FFFFFF"/>
-                <w:sz w:val="20"/>
-                <w:szCs w:val="20"/>
-              </w:rPr>
-              <w:t xml:space="preserve">Aspect</w:t>
-            </w:r>
-          </w:p>
-        </w:tc>
-        <w:tc>
-          <w:tcPr>
-            <w:shd w:color="3DD6C8" w:val="solid"/>
-            <w:vAlign w:val="center"/>
-          </w:tcPr>
-          <w:p>
-            <w:r>
-              <w:rPr>
-                <w:rFonts w:ascii="Segoe UI" w:cs="Segoe UI" w:eastAsia="Segoe UI" w:hAnsi="Segoe UI"/>
-                <w:b/>
-                <w:bCs/>
-                <w:color w:val="FFFFFF"/>
-                <w:sz w:val="20"/>
-                <w:szCs w:val="20"/>
-              </w:rPr>
-              <w:t xml:space="preserve">Current</w:t>
-            </w:r>
-          </w:p>
-        </w:tc>
-        <w:tc>
-          <w:tcPr>
-            <w:shd w:color="3DD6C8" w:val="solid"/>
-            <w:vAlign w:val="center"/>
-          </w:tcPr>
-          <w:p>
-            <w:r>
-              <w:rPr>
-                <w:rFonts w:ascii="Segoe UI" w:cs="Segoe UI" w:eastAsia="Segoe UI" w:hAnsi="Segoe UI"/>
-                <w:b/>
-                <w:bCs/>
-                <w:color w:val="FFFFFF"/>
-                <w:sz w:val="20"/>
-                <w:szCs w:val="20"/>
-              </w:rPr>
-              <w:t xml:space="preserve">Proposed</w:t>
-            </w:r>
-          </w:p>
-        </w:tc>
-        <w:tc>
-          <w:tcPr>
-            <w:shd w:color="3DD6C8" w:val="solid"/>
-            <w:vAlign w:val="center"/>
-          </w:tcPr>
-          <w:p>
-            <w:r>
-              <w:rPr>
-                <w:rFonts w:ascii="Segoe UI" w:cs="Segoe UI" w:eastAsia="Segoe UI" w:hAnsi="Segoe UI"/>
-                <w:b/>
-                <w:bCs/>
-                <w:color w:val="FFFFFF"/>
-                <w:sz w:val="20"/>
-                <w:szCs w:val="20"/>
-              </w:rPr>
-              <w:t xml:space="preserve">Status</w:t>
-            </w:r>
-          </w:p>
-        </w:tc>
-      </w:tr>
-      <w:tr>
-        <w:tc>
-          <w:tcPr>
-            <w:vAlign w:val="center"/>
-          </w:tcPr>
-          <w:p>
-            <w:r>
-              <w:rPr>
-                <w:rFonts w:ascii="Segoe UI" w:cs="Segoe UI" w:eastAsia="Segoe UI" w:hAnsi="Segoe UI"/>
-                <w:color w:val="2D2A26"/>
-                <w:sz w:val="20"/>
-                <w:szCs w:val="20"/>
-              </w:rPr>
-              <w:t xml:space="preserve">Word count</w:t>
-            </w:r>
-          </w:p>
-        </w:tc>
-        <w:tc>
-          <w:tcPr>
-            <w:vAlign w:val="center"/>
-          </w:tcPr>
-          <w:p>
-            <w:r>
-              <w:rPr>
-                <w:rFonts w:ascii="Segoe UI" w:cs="Segoe UI" w:eastAsia="Segoe UI" w:hAnsi="Segoe UI"/>
-                <w:color w:val="2D2A26"/>
-                <w:sz w:val="20"/>
-                <w:szCs w:val="20"/>
-              </w:rPr>
-              <w:t xml:space="preserve">100-200 words</w:t>
-            </w:r>
-          </w:p>
-        </w:tc>
-        <w:tc>
-          <w:tcPr>
-            <w:vAlign w:val="center"/>
-          </w:tcPr>
-          <w:p>
-            <w:r>
-              <w:rPr>
-                <w:rFonts w:ascii="Segoe UI" w:cs="Segoe UI" w:eastAsia="Segoe UI" w:hAnsi="Segoe UI"/>
-                <w:color w:val="2D2A26"/>
-                <w:sz w:val="20"/>
-                <w:szCs w:val="20"/>
-              </w:rPr>
-              <w:t xml:space="preserve">500-1000 words</w:t>
-            </w:r>
-          </w:p>
-        </w:tc>
-        <w:tc>
-          <w:tcPr>
-            <w:vAlign w:val="center"/>
-          </w:tcPr>
-          <w:p>
-            <w:pPr>
-              <w:jc w:val="center"/>
-            </w:pPr>
-            <w:r>
-              <w:rPr>
-                <w:rFonts w:ascii="Segoe UI" w:cs="Segoe UI" w:eastAsia="Segoe UI" w:hAnsi="Segoe UI"/>
-                <w:sz w:val="20"/>
-                <w:szCs w:val="20"/>
-              </w:rPr>
-              <w:t xml:space="preserve"/>
-            </w:r>
-          </w:p>
-        </w:tc>
-      </w:tr>
-      <w:tr>
-        <w:tc>
-          <w:tcPr>
-            <w:shd w:color="F5F4F2" w:val="solid"/>
-            <w:vAlign w:val="center"/>
-          </w:tcPr>
-          <w:p>
-            <w:r>
-              <w:rPr>
-                <w:rFonts w:ascii="Segoe UI" w:cs="Segoe UI" w:eastAsia="Segoe UI" w:hAnsi="Segoe UI"/>
-                <w:color w:val="2D2A26"/>
-                <w:sz w:val="20"/>
-                <w:szCs w:val="20"/>
-              </w:rPr>
-              <w:t xml:space="preserve">Structure</w:t>
-            </w:r>
-          </w:p>
-        </w:tc>
-        <w:tc>
-          <w:tcPr>
-            <w:shd w:color="F5F4F2" w:val="solid"/>
-            <w:vAlign w:val="center"/>
-          </w:tcPr>
-          <w:p>
-            <w:r>
-              <w:rPr>
-                <w:rFonts w:ascii="Segoe UI" w:cs="Segoe UI" w:eastAsia="Segoe UI" w:hAnsi="Segoe UI"/>
-                <w:color w:val="2D2A26"/>
-                <w:sz w:val="20"/>
-                <w:szCs w:val="20"/>
-              </w:rPr>
-              <w:t xml:space="preserve">Flat paragraph of facts</w:t>
-            </w:r>
-          </w:p>
-        </w:tc>
-        <w:tc>
-          <w:tcPr>
-            <w:shd w:color="F5F4F2" w:val="solid"/>
-            <w:vAlign w:val="center"/>
-          </w:tcPr>
-          <w:p>
-            <w:r>
-              <w:rPr>
-                <w:rFonts w:ascii="Segoe UI" w:cs="Segoe UI" w:eastAsia="Segoe UI" w:hAnsi="Segoe UI"/>
-                <w:color w:val="2D2A26"/>
-                <w:sz w:val="20"/>
-                <w:szCs w:val="20"/>
-              </w:rPr>
-              <w:t xml:space="preserve">Sections: Introduction, Key Concepts (3-5), Fun Facts, Did You Know, Try This</w:t>
-            </w:r>
-          </w:p>
-        </w:tc>
-        <w:tc>
-          <w:tcPr>
-            <w:shd w:color="F5F4F2" w:val="solid"/>
-            <w:vAlign w:val="center"/>
-          </w:tcPr>
-          <w:p>
-            <w:pPr>
-              <w:jc w:val="center"/>
-            </w:pPr>
-            <w:r>
-              <w:rPr>
-                <w:rFonts w:ascii="Segoe UI" w:cs="Segoe UI" w:eastAsia="Segoe UI" w:hAnsi="Segoe UI"/>
-                <w:sz w:val="20"/>
-                <w:szCs w:val="20"/>
-              </w:rPr>
-              <w:t xml:space="preserve"/>
-            </w:r>
-          </w:p>
-        </w:tc>
-      </w:tr>
-      <w:tr>
-        <w:tc>
-          <w:tcPr>
-            <w:vAlign w:val="center"/>
-          </w:tcPr>
-          <w:p>
-            <w:r>
-              <w:rPr>
-                <w:rFonts w:ascii="Segoe UI" w:cs="Segoe UI" w:eastAsia="Segoe UI" w:hAnsi="Segoe UI"/>
-                <w:color w:val="2D2A26"/>
-                <w:sz w:val="20"/>
-                <w:szCs w:val="20"/>
-              </w:rPr>
-              <w:t xml:space="preserve">max_tokens</w:t>
-            </w:r>
-          </w:p>
-        </w:tc>
-        <w:tc>
-          <w:tcPr>
-            <w:vAlign w:val="center"/>
-          </w:tcPr>
-          <w:p>
-            <w:r>
-              <w:rPr>
-                <w:rFonts w:ascii="Segoe UI" w:cs="Segoe UI" w:eastAsia="Segoe UI" w:hAnsi="Segoe UI"/>
-                <w:color w:val="2D2A26"/>
-                <w:sz w:val="20"/>
-                <w:szCs w:val="20"/>
-              </w:rPr>
-              <w:t xml:space="preserve">500</w:t>
-            </w:r>
-          </w:p>
-        </w:tc>
-        <w:tc>
-          <w:tcPr>
-            <w:vAlign w:val="center"/>
-          </w:tcPr>
-          <w:p>
-            <w:r>
-              <w:rPr>
-                <w:rFonts w:ascii="Segoe UI" w:cs="Segoe UI" w:eastAsia="Segoe UI" w:hAnsi="Segoe UI"/>
-                <w:color w:val="2D2A26"/>
-                <w:sz w:val="20"/>
-                <w:szCs w:val="20"/>
-              </w:rPr>
-              <w:t xml:space="preserve">2000</w:t>
-            </w:r>
-          </w:p>
-        </w:tc>
-        <w:tc>
-          <w:tcPr>
-            <w:vAlign w:val="center"/>
-          </w:tcPr>
-          <w:p>
-            <w:pPr>
-              <w:jc w:val="center"/>
-            </w:pPr>
-            <w:r>
-              <w:rPr>
-                <w:rFonts w:ascii="Segoe UI" w:cs="Segoe UI" w:eastAsia="Segoe UI" w:hAnsi="Segoe UI"/>
-                <w:sz w:val="20"/>
-                <w:szCs w:val="20"/>
-              </w:rPr>
-              <w:t xml:space="preserve"/>
-            </w:r>
-          </w:p>
-        </w:tc>
-      </w:tr>
-      <w:tr>
-        <w:tc>
-          <w:tcPr>
-            <w:shd w:color="F5F4F2" w:val="solid"/>
-            <w:vAlign w:val="center"/>
-          </w:tcPr>
-          <w:p>
-            <w:r>
-              <w:rPr>
-                <w:rFonts w:ascii="Segoe UI" w:cs="Segoe UI" w:eastAsia="Segoe UI" w:hAnsi="Segoe UI"/>
-                <w:color w:val="2D2A26"/>
-                <w:sz w:val="20"/>
-                <w:szCs w:val="20"/>
-              </w:rPr>
-              <w:t xml:space="preserve">Age range</w:t>
-            </w:r>
-          </w:p>
-        </w:tc>
-        <w:tc>
-          <w:tcPr>
-            <w:shd w:color="F5F4F2" w:val="solid"/>
-            <w:vAlign w:val="center"/>
-          </w:tcPr>
-          <w:p>
-            <w:r>
-              <w:rPr>
-                <w:rFonts w:ascii="Segoe UI" w:cs="Segoe UI" w:eastAsia="Segoe UI" w:hAnsi="Segoe UI"/>
-                <w:color w:val="2D2A26"/>
-                <w:sz w:val="20"/>
-                <w:szCs w:val="20"/>
-              </w:rPr>
-              <w:t xml:space="preserve">3-12 years</w:t>
-            </w:r>
-          </w:p>
-        </w:tc>
-        <w:tc>
-          <w:tcPr>
-            <w:shd w:color="F5F4F2" w:val="solid"/>
-            <w:vAlign w:val="center"/>
-          </w:tcPr>
-          <w:p>
-            <w:r>
-              <w:rPr>
-                <w:rFonts w:ascii="Segoe UI" w:cs="Segoe UI" w:eastAsia="Segoe UI" w:hAnsi="Segoe UI"/>
-                <w:color w:val="2D2A26"/>
-                <w:sz w:val="20"/>
-                <w:szCs w:val="20"/>
-              </w:rPr>
-              <w:t xml:space="preserve">3-14 years</w:t>
-            </w:r>
-          </w:p>
-        </w:tc>
-        <w:tc>
-          <w:tcPr>
-            <w:shd w:color="F5F4F2" w:val="solid"/>
-            <w:vAlign w:val="center"/>
-          </w:tcPr>
-          <w:p>
-            <w:pPr>
-              <w:jc w:val="center"/>
-            </w:pPr>
-            <w:r>
-              <w:rPr>
-                <w:rFonts w:ascii="Segoe UI" w:cs="Segoe UI" w:eastAsia="Segoe UI" w:hAnsi="Segoe UI"/>
-                <w:sz w:val="20"/>
-                <w:szCs w:val="20"/>
-              </w:rPr>
-              <w:t xml:space="preserve"/>
-            </w:r>
-          </w:p>
-        </w:tc>
-      </w:tr>
-      <w:tr>
-        <w:tc>
-          <w:tcPr>
-            <w:vAlign w:val="center"/>
-          </w:tcPr>
-          <w:p>
-            <w:r>
-              <w:rPr>
-                <w:rFonts w:ascii="Segoe UI" w:cs="Segoe UI" w:eastAsia="Segoe UI" w:hAnsi="Segoe UI"/>
-                <w:color w:val="2D2A26"/>
-                <w:sz w:val="20"/>
-                <w:szCs w:val="20"/>
-              </w:rPr>
-              <w:t xml:space="preserve">Model</w:t>
-            </w:r>
-          </w:p>
-        </w:tc>
-        <w:tc>
-          <w:tcPr>
-            <w:vAlign w:val="center"/>
-          </w:tcPr>
-          <w:p>
-            <w:r>
-              <w:rPr>
-                <w:rFonts w:ascii="Segoe UI" w:cs="Segoe UI" w:eastAsia="Segoe UI" w:hAnsi="Segoe UI"/>
-                <w:color w:val="2D2A26"/>
-                <w:sz w:val="20"/>
-                <w:szCs w:val="20"/>
-              </w:rPr>
-              <w:t xml:space="preserve">gemini-2.0-flash-001</w:t>
-            </w:r>
-          </w:p>
-        </w:tc>
-        <w:tc>
-          <w:tcPr>
-            <w:vAlign w:val="center"/>
-          </w:tcPr>
-          <w:p>
-            <w:r>
-              <w:rPr>
-                <w:rFonts w:ascii="Segoe UI" w:cs="Segoe UI" w:eastAsia="Segoe UI" w:hAnsi="Segoe UI"/>
-                <w:color w:val="2D2A26"/>
-                <w:sz w:val="20"/>
-                <w:szCs w:val="20"/>
-              </w:rPr>
-              <w:t xml:space="preserve">gemini-2.5-flash (latest)</w:t>
-            </w:r>
-          </w:p>
-        </w:tc>
-        <w:tc>
-          <w:tcPr>
-            <w:vAlign w:val="center"/>
-          </w:tcPr>
-          <w:p>
-            <w:pPr>
-              <w:jc w:val="center"/>
-            </w:pPr>
-            <w:r>
-              <w:rPr>
-                <w:rFonts w:ascii="Segoe UI" w:cs="Segoe UI" w:eastAsia="Segoe UI" w:hAnsi="Segoe UI"/>
-                <w:sz w:val="20"/>
-                <w:szCs w:val="20"/>
-              </w:rPr>
-              <w:t xml:space="preserve"/>
-            </w:r>
-          </w:p>
-        </w:tc>
-      </w:tr>
-      <w:tr>
-        <w:tc>
-          <w:tcPr>
-            <w:shd w:color="F5F4F2" w:val="solid"/>
-            <w:vAlign w:val="center"/>
-          </w:tcPr>
-          <w:p>
-            <w:r>
-              <w:rPr>
-                <w:rFonts w:ascii="Segoe UI" w:cs="Segoe UI" w:eastAsia="Segoe UI" w:hAnsi="Segoe UI"/>
-                <w:color w:val="2D2A26"/>
-                <w:sz w:val="20"/>
-                <w:szCs w:val="20"/>
-              </w:rPr>
-              <w:t xml:space="preserve">Output format</w:t>
-            </w:r>
-          </w:p>
-        </w:tc>
-        <w:tc>
-          <w:tcPr>
-            <w:shd w:color="F5F4F2" w:val="solid"/>
-            <w:vAlign w:val="center"/>
-          </w:tcPr>
-          <w:p>
-            <w:r>
-              <w:rPr>
-                <w:rFonts w:ascii="Segoe UI" w:cs="Segoe UI" w:eastAsia="Segoe UI" w:hAnsi="Segoe UI"/>
-                <w:color w:val="2D2A26"/>
-                <w:sz w:val="20"/>
-                <w:szCs w:val="20"/>
-              </w:rPr>
-              <w:t xml:space="preserve">Title + short content blob</w:t>
-            </w:r>
-          </w:p>
-        </w:tc>
-        <w:tc>
-          <w:tcPr>
-            <w:shd w:color="F5F4F2" w:val="solid"/>
-            <w:vAlign w:val="center"/>
-          </w:tcPr>
-          <w:p>
-            <w:r>
-              <w:rPr>
-                <w:rFonts w:ascii="Segoe UI" w:cs="Segoe UI" w:eastAsia="Segoe UI" w:hAnsi="Segoe UI"/>
-                <w:color w:val="2D2A26"/>
-                <w:sz w:val="20"/>
-                <w:szCs w:val="20"/>
-              </w:rPr>
-              <w:t xml:space="preserve">Title + structured markdown with headings, bold terms, numbered lists</w:t>
-            </w:r>
-          </w:p>
-        </w:tc>
-        <w:tc>
-          <w:tcPr>
-            <w:shd w:color="F5F4F2" w:val="solid"/>
-            <w:vAlign w:val="center"/>
-          </w:tcPr>
-          <w:p>
-            <w:pPr>
-              <w:jc w:val="center"/>
-            </w:pPr>
-            <w:r>
-              <w:rPr>
-                <w:rFonts w:ascii="Segoe UI" w:cs="Segoe UI" w:eastAsia="Segoe UI" w:hAnsi="Segoe UI"/>
-                <w:sz w:val="20"/>
-                <w:szCs w:val="20"/>
-              </w:rPr>
-              <w:t xml:space="preserve"/>
-            </w:r>
-          </w:p>
-        </w:tc>
-      </w:tr>
-      <w:tr>
-        <w:tc>
-          <w:tcPr>
-            <w:vAlign w:val="center"/>
-          </w:tcPr>
-          <w:p>
-            <w:r>
-              <w:rPr>
-                <w:rFonts w:ascii="Segoe UI" w:cs="Segoe UI" w:eastAsia="Segoe UI" w:hAnsi="Segoe UI"/>
-                <w:color w:val="2D2A26"/>
-                <w:sz w:val="20"/>
-                <w:szCs w:val="20"/>
-              </w:rPr>
-              <w:t xml:space="preserve">Educational depth</w:t>
-            </w:r>
-          </w:p>
-        </w:tc>
-        <w:tc>
-          <w:tcPr>
-            <w:vAlign w:val="center"/>
-          </w:tcPr>
-          <w:p>
-            <w:r>
-              <w:rPr>
-                <w:rFonts w:ascii="Segoe UI" w:cs="Segoe UI" w:eastAsia="Segoe UI" w:hAnsi="Segoe UI"/>
-                <w:color w:val="2D2A26"/>
-                <w:sz w:val="20"/>
-                <w:szCs w:val="20"/>
-              </w:rPr>
-              <w:t xml:space="preserve">Surface-level trivia</w:t>
-            </w:r>
-          </w:p>
-        </w:tc>
-        <w:tc>
-          <w:tcPr>
-            <w:vAlign w:val="center"/>
-          </w:tcPr>
-          <w:p>
-            <w:r>
-              <w:rPr>
-                <w:rFonts w:ascii="Segoe UI" w:cs="Segoe UI" w:eastAsia="Segoe UI" w:hAnsi="Segoe UI"/>
-                <w:color w:val="2D2A26"/>
-                <w:sz w:val="20"/>
-                <w:szCs w:val="20"/>
-              </w:rPr>
-              <w:t xml:space="preserve">Comprehensive lesson suitable for student learning</w:t>
-            </w:r>
-          </w:p>
-        </w:tc>
-        <w:tc>
-          <w:tcPr>
-            <w:vAlign w:val="center"/>
-          </w:tcPr>
-          <w:p>
-            <w:pPr>
-              <w:jc w:val="center"/>
-            </w:pPr>
-            <w:r>
-              <w:rPr>
-                <w:rFonts w:ascii="Segoe UI" w:cs="Segoe UI" w:eastAsia="Segoe UI" w:hAnsi="Segoe UI"/>
-                <w:sz w:val="20"/>
-                <w:szCs w:val="20"/>
-              </w:rPr>
-              <w:t xml:space="preserve"/>
-            </w:r>
-          </w:p>
-        </w:tc>
-      </w:tr>
-    </w:tbl>
-    <w:p>
-      <w:pPr>
-        <w:spacing w:after="100" w:before="100"/>
-      </w:pPr>
-    </w:p>
-    <w:p>
-      <w:pPr>
-        <w:pStyle w:val="Heading3"/>
-        <w:spacing w:after="100" w:before="300"/>
-      </w:pPr>
-      <w:r>
-        <w:rPr>
-          <w:rFonts w:ascii="Segoe UI" w:cs="Segoe UI" w:eastAsia="Segoe UI" w:hAnsi="Segoe UI"/>
-          <w:b/>
-          <w:bCs/>
-          <w:color w:val="2D2A26"/>
-        </w:rPr>
-        <w:t xml:space="preserve">Example Output: "AI &amp; Smart Assistants" (age 10)</w:t>
-      </w:r>
-    </w:p>
-    <w:p>
-      <w:pPr>
-        <w:spacing w:after="100"/>
-      </w:pPr>
-      <w:r>
-        <w:rPr>
-          <w:rFonts w:ascii="Segoe UI" w:cs="Segoe UI" w:eastAsia="Segoe UI" w:hAnsi="Segoe UI"/>
-          <w:color w:val="2D2A26"/>
-          <w:sz w:val="20"/>
-          <w:szCs w:val="20"/>
-        </w:rPr>
-        <w:t xml:space="preserve">Title: How AI and Smart Assistants Work</w:t>
-      </w:r>
-    </w:p>
-    <w:p>
-      <w:pPr>
-        <w:spacing w:after="100" w:before="100"/>
-      </w:pPr>
-    </w:p>
-    <w:p>
-      <w:pPr>
-        <w:spacing w:after="100"/>
-      </w:pPr>
-      <w:r>
-        <w:rPr>
-          <w:rFonts w:ascii="Segoe UI" w:cs="Segoe UI" w:eastAsia="Segoe UI" w:hAnsi="Segoe UI"/>
-          <w:color w:val="2D2A26"/>
-          <w:sz w:val="20"/>
-          <w:szCs w:val="20"/>
-        </w:rPr>
-        <w:t xml:space="preserve">## What is Artificial Intelligence?</w:t>
-      </w:r>
-    </w:p>
-    <w:p>
-      <w:pPr>
-        <w:spacing w:after="100"/>
-      </w:pPr>
-      <w:r>
-        <w:rPr>
-          <w:rFonts w:ascii="Segoe UI" w:cs="Segoe UI" w:eastAsia="Segoe UI" w:hAnsi="Segoe UI"/>
-          <w:color w:val="2D2A26"/>
-          <w:sz w:val="20"/>
-          <w:szCs w:val="20"/>
-        </w:rPr>
-        <w:t xml:space="preserve">AI means teaching computers to think and learn, similar to how your brain works. When you show a computer thousands of pictures of cats, it learns to recognise cats on its own...</w:t>
-      </w:r>
-    </w:p>
-    <w:p>
-      <w:pPr>
-        <w:spacing w:after="100" w:before="100"/>
-      </w:pPr>
-    </w:p>
-    <w:p>
-      <w:pPr>
-        <w:spacing w:after="100"/>
-      </w:pPr>
-      <w:r>
-        <w:rPr>
-          <w:rFonts w:ascii="Segoe UI" w:cs="Segoe UI" w:eastAsia="Segoe UI" w:hAnsi="Segoe UI"/>
-          <w:color w:val="2D2A26"/>
-          <w:sz w:val="20"/>
-          <w:szCs w:val="20"/>
-        </w:rPr>
-        <w:t xml:space="preserve">## Key Concepts</w:t>
-      </w:r>
-    </w:p>
-    <w:p>
-      <w:pPr>
-        <w:pStyle w:val="ListParagraph"/>
-        <w:numPr>
-          <w:ilvl w:val="0"/>
-          <w:numId w:val="1"/>
-        </w:numPr>
-        <w:spacing w:after="60"/>
-      </w:pPr>
-      <w:r>
-        <w:rPr>
-          <w:rFonts w:ascii="Segoe UI" w:cs="Segoe UI" w:eastAsia="Segoe UI" w:hAnsi="Segoe UI"/>
-          <w:color w:val="2D2A26"/>
-          <w:sz w:val="20"/>
-          <w:szCs w:val="20"/>
-        </w:rPr>
-        <w:t xml:space="preserve">Machine Learning — Computers learn from examples, like how you learn from practice. The more data they see, the smarter they get.</w:t>
-      </w:r>
-    </w:p>
-    <w:p>
-      <w:pPr>
-        <w:pStyle w:val="ListParagraph"/>
-        <w:numPr>
-          <w:ilvl w:val="0"/>
-          <w:numId w:val="1"/>
-        </w:numPr>
-        <w:spacing w:after="60"/>
-      </w:pPr>
-      <w:r>
-        <w:rPr>
-          <w:rFonts w:ascii="Segoe UI" w:cs="Segoe UI" w:eastAsia="Segoe UI" w:hAnsi="Segoe UI"/>
-          <w:color w:val="2D2A26"/>
-          <w:sz w:val="20"/>
-          <w:szCs w:val="20"/>
-        </w:rPr>
-        <w:t xml:space="preserve">Voice Assistants — Siri, Alexa, and Google understand your voice by converting sound waves into text, then figuring out what you mean.</w:t>
-      </w:r>
-    </w:p>
-    <w:p>
-      <w:pPr>
-        <w:pStyle w:val="ListParagraph"/>
-        <w:numPr>
-          <w:ilvl w:val="0"/>
-          <w:numId w:val="1"/>
-        </w:numPr>
-        <w:spacing w:after="60"/>
-      </w:pPr>
-      <w:r>
-        <w:rPr>
-          <w:rFonts w:ascii="Segoe UI" w:cs="Segoe UI" w:eastAsia="Segoe UI" w:hAnsi="Segoe UI"/>
-          <w:color w:val="2D2A26"/>
-          <w:sz w:val="20"/>
-          <w:szCs w:val="20"/>
-        </w:rPr>
-        <w:t xml:space="preserve">Neural Networks — Inspired by the human brain, these are layers of connected nodes that process information step by step.</w:t>
-      </w:r>
-    </w:p>
-    <w:p>
-      <w:pPr>
-        <w:pStyle w:val="ListParagraph"/>
-        <w:numPr>
-          <w:ilvl w:val="0"/>
-          <w:numId w:val="1"/>
-        </w:numPr>
-        <w:spacing w:after="60"/>
-      </w:pPr>
-      <w:r>
-        <w:rPr>
-          <w:rFonts w:ascii="Segoe UI" w:cs="Segoe UI" w:eastAsia="Segoe UI" w:hAnsi="Segoe UI"/>
-          <w:color w:val="2D2A26"/>
-          <w:sz w:val="20"/>
-          <w:szCs w:val="20"/>
-        </w:rPr>
-        <w:t xml:space="preserve">Training Data — AI needs lots of examples to learn. A self-driving car might study millions of hours of road footage.</w:t>
-      </w:r>
-    </w:p>
-    <w:p>
-      <w:pPr>
-        <w:spacing w:after="100" w:before="100"/>
-      </w:pPr>
-    </w:p>
-    <w:p>
-      <w:pPr>
-        <w:spacing w:after="100"/>
-      </w:pPr>
-      <w:r>
-        <w:rPr>
-          <w:rFonts w:ascii="Segoe UI" w:cs="Segoe UI" w:eastAsia="Segoe UI" w:hAnsi="Segoe UI"/>
-          <w:color w:val="2D2A26"/>
-          <w:sz w:val="20"/>
-          <w:szCs w:val="20"/>
-        </w:rPr>
-        <w:t xml:space="preserve">## Fun Facts</w:t>
-      </w:r>
-    </w:p>
-    <w:p>
-      <w:pPr>
-        <w:pStyle w:val="ListParagraph"/>
-        <w:numPr>
-          <w:ilvl w:val="0"/>
-          <w:numId w:val="1"/>
-        </w:numPr>
-        <w:spacing w:after="60"/>
-      </w:pPr>
-      <w:r>
-        <w:rPr>
-          <w:rFonts w:ascii="Segoe UI" w:cs="Segoe UI" w:eastAsia="Segoe UI" w:hAnsi="Segoe UI"/>
-          <w:color w:val="2D2A26"/>
-          <w:sz w:val="20"/>
-          <w:szCs w:val="20"/>
-        </w:rPr>
-        <w:t xml:space="preserve">The first AI program was written in 1951 by Christopher Strachey to play draughts.</w:t>
-      </w:r>
-    </w:p>
-    <w:p>
-      <w:pPr>
-        <w:pStyle w:val="ListParagraph"/>
-        <w:numPr>
-          <w:ilvl w:val="0"/>
-          <w:numId w:val="1"/>
-        </w:numPr>
-        <w:spacing w:after="60"/>
-      </w:pPr>
-      <w:r>
-        <w:rPr>
-          <w:rFonts w:ascii="Segoe UI" w:cs="Segoe UI" w:eastAsia="Segoe UI" w:hAnsi="Segoe UI"/>
-          <w:color w:val="2D2A26"/>
-          <w:sz w:val="20"/>
-          <w:szCs w:val="20"/>
-        </w:rPr>
-        <w:t xml:space="preserve">Smart assistants process your voice in less than 1 second, even though the audio travels to a server and back.</w:t>
-      </w:r>
-    </w:p>
-    <w:p>
-      <w:pPr>
-        <w:pStyle w:val="ListParagraph"/>
-        <w:numPr>
-          <w:ilvl w:val="0"/>
-          <w:numId w:val="1"/>
-        </w:numPr>
-        <w:spacing w:after="60"/>
-      </w:pPr>
-      <w:r>
-        <w:rPr>
-          <w:rFonts w:ascii="Segoe UI" w:cs="Segoe UI" w:eastAsia="Segoe UI" w:hAnsi="Segoe UI"/>
-          <w:color w:val="2D2A26"/>
-          <w:sz w:val="20"/>
-          <w:szCs w:val="20"/>
-        </w:rPr>
-        <w:t xml:space="preserve">AI can now write poetry, compose music, and even create art — but it still cannot truly "understand" emotions.</w:t>
-      </w:r>
-    </w:p>
-    <w:p>
-      <w:pPr>
-        <w:spacing w:after="100" w:before="100"/>
-      </w:pPr>
-    </w:p>
-    <w:p>
-      <w:pPr>
-        <w:spacing w:after="100"/>
-      </w:pPr>
-      <w:r>
-        <w:rPr>
-          <w:rFonts w:ascii="Segoe UI" w:cs="Segoe UI" w:eastAsia="Segoe UI" w:hAnsi="Segoe UI"/>
-          <w:color w:val="2D2A26"/>
-          <w:sz w:val="20"/>
-          <w:szCs w:val="20"/>
-        </w:rPr>
-        <w:t xml:space="preserve">## Try This!</w:t>
-      </w:r>
-    </w:p>
-    <w:p>
-      <w:pPr>
-        <w:pStyle w:val="ListParagraph"/>
-        <w:numPr>
-          <w:ilvl w:val="0"/>
-          <w:numId w:val="1"/>
-        </w:numPr>
-        <w:spacing w:after="60"/>
-      </w:pPr>
-      <w:r>
-        <w:rPr>
-          <w:rFonts w:ascii="Segoe UI" w:cs="Segoe UI" w:eastAsia="Segoe UI" w:hAnsi="Segoe UI"/>
-          <w:color w:val="2D2A26"/>
-          <w:sz w:val="20"/>
-          <w:szCs w:val="20"/>
-        </w:rPr>
-        <w:t xml:space="preserve">Ask a voice assistant "How do you work?" and see what it says.</w:t>
-      </w:r>
-    </w:p>
-    <w:p>
-      <w:pPr>
-        <w:pStyle w:val="ListParagraph"/>
-        <w:numPr>
-          <w:ilvl w:val="0"/>
-          <w:numId w:val="1"/>
-        </w:numPr>
-        <w:spacing w:after="60"/>
-      </w:pPr>
-      <w:r>
-        <w:rPr>
-          <w:rFonts w:ascii="Segoe UI" w:cs="Segoe UI" w:eastAsia="Segoe UI" w:hAnsi="Segoe UI"/>
-          <w:color w:val="2D2A26"/>
-          <w:sz w:val="20"/>
-          <w:szCs w:val="20"/>
-        </w:rPr>
-        <w:t xml:space="preserve">Try giving the same question to two different assistants and compare their answers.</w:t>
-      </w:r>
-    </w:p>
-    <w:p>
-      <w:pPr>
-        <w:pStyle w:val="ListParagraph"/>
-        <w:numPr>
-          <w:ilvl w:val="0"/>
-          <w:numId w:val="1"/>
-        </w:numPr>
-        <w:spacing w:after="60"/>
-      </w:pPr>
-      <w:r>
-        <w:rPr>
-          <w:rFonts w:ascii="Segoe UI" w:cs="Segoe UI" w:eastAsia="Segoe UI" w:hAnsi="Segoe UI"/>
-          <w:color w:val="2D2A26"/>
-          <w:sz w:val="20"/>
-          <w:szCs w:val="20"/>
-        </w:rPr>
-        <w:t xml:space="preserve">Draw a picture of what you think a robot brain looks like inside.</w:t>
-      </w:r>
-    </w:p>
-    <w:p>
-      <w:pPr>
-        <w:spacing w:after="100" w:before="100"/>
-      </w:pPr>
-    </w:p>
-    <w:p>
-      <w:pPr>
-        <w:pStyle w:val="Heading3"/>
-        <w:spacing w:after="100" w:before="300"/>
-      </w:pPr>
-      <w:r>
-        <w:rPr>
-          <w:rFonts w:ascii="Segoe UI" w:cs="Segoe UI" w:eastAsia="Segoe UI" w:hAnsi="Segoe UI"/>
-          <w:b/>
-          <w:bCs/>
-          <w:color w:val="2D2A26"/>
-        </w:rPr>
-        <w:t xml:space="preserve">Implementation Changes</w:t>
-      </w:r>
-    </w:p>
-    <w:p>
-      <w:pPr>
-        <w:pStyle w:val="ListParagraph"/>
-        <w:numPr>
-          <w:ilvl w:val="0"/>
-          <w:numId w:val="1"/>
-        </w:numPr>
-        <w:spacing w:after="60"/>
-      </w:pPr>
-      <w:r>
-        <w:rPr>
-          <w:rFonts w:ascii="Segoe UI" w:cs="Segoe UI" w:eastAsia="Segoe UI" w:hAnsi="Segoe UI"/>
-          <w:color w:val="2D2A26"/>
-          <w:sz w:val="20"/>
-          <w:szCs w:val="20"/>
-        </w:rPr>
-        <w:t xml:space="preserve">Update system prompt in server/src/routes/topics.ts to request structured mini-lesson format</w:t>
-      </w:r>
-    </w:p>
-    <w:p>
-      <w:pPr>
-        <w:pStyle w:val="ListParagraph"/>
-        <w:numPr>
-          <w:ilvl w:val="0"/>
-          <w:numId w:val="1"/>
-        </w:numPr>
-        <w:spacing w:after="60"/>
-      </w:pPr>
-      <w:r>
-        <w:rPr>
-          <w:rFonts w:ascii="Segoe UI" w:cs="Segoe UI" w:eastAsia="Segoe UI" w:hAnsi="Segoe UI"/>
-          <w:color w:val="2D2A26"/>
-          <w:sz w:val="20"/>
-          <w:szCs w:val="20"/>
-        </w:rPr>
-        <w:t xml:space="preserve">Increase max_tokens from 500 to 2000</w:t>
-      </w:r>
-    </w:p>
-    <w:p>
-      <w:pPr>
-        <w:pStyle w:val="ListParagraph"/>
-        <w:numPr>
-          <w:ilvl w:val="0"/>
-          <w:numId w:val="1"/>
-        </w:numPr>
-        <w:spacing w:after="60"/>
-      </w:pPr>
-      <w:r>
-        <w:rPr>
-          <w:rFonts w:ascii="Segoe UI" w:cs="Segoe UI" w:eastAsia="Segoe UI" w:hAnsi="Segoe UI"/>
-          <w:color w:val="2D2A26"/>
-          <w:sz w:val="20"/>
-          <w:szCs w:val="20"/>
-        </w:rPr>
-        <w:t xml:space="preserve">Extend age validation from max 12 to max 14</w:t>
-      </w:r>
-    </w:p>
-    <w:p>
-      <w:pPr>
-        <w:pStyle w:val="ListParagraph"/>
-        <w:numPr>
-          <w:ilvl w:val="0"/>
-          <w:numId w:val="1"/>
-        </w:numPr>
-        <w:spacing w:after="60"/>
-      </w:pPr>
-      <w:r>
-        <w:rPr>
-          <w:rFonts w:ascii="Segoe UI" w:cs="Segoe UI" w:eastAsia="Segoe UI" w:hAnsi="Segoe UI"/>
-          <w:color w:val="2D2A26"/>
-          <w:sz w:val="20"/>
-          <w:szCs w:val="20"/>
-        </w:rPr>
-        <w:t xml:space="preserve">Upgrade model from gemini-2.0-flash-001 to gemini-2.5-flash</w:t>
-      </w:r>
-    </w:p>
-    <w:p>
-      <w:pPr>
-        <w:pStyle w:val="ListParagraph"/>
-        <w:numPr>
-          <w:ilvl w:val="0"/>
-          <w:numId w:val="1"/>
-        </w:numPr>
-        <w:spacing w:after="60"/>
-      </w:pPr>
-      <w:r>
-        <w:rPr>
-          <w:rFonts w:ascii="Segoe UI" w:cs="Segoe UI" w:eastAsia="Segoe UI" w:hAnsi="Segoe UI"/>
-          <w:color w:val="2D2A26"/>
-          <w:sz w:val="20"/>
-          <w:szCs w:val="20"/>
-        </w:rPr>
-        <w:t xml:space="preserve">Add markdown rendering support in the frontend topic post display</w:t>
-      </w:r>
-    </w:p>
     <w:p>
       <w:pPr>
         <w:spacing w:after="100" w:before="100"/>
@@ -4189,7 +3136,7 @@
                 <w:sz w:val="20"/>
                 <w:szCs w:val="20"/>
               </w:rPr>
-              <w:t xml:space="preserve">6 tasks (2 done)</w:t>
+              <w:t xml:space="preserve">6 tasks (3 done)</w:t>
             </w:r>
           </w:p>
         </w:tc>
@@ -4535,7 +3482,7 @@
                 <w:sz w:val="20"/>
                 <w:szCs w:val="20"/>
               </w:rPr>
-              <w:t xml:space="preserve">3 tasks</w:t>
+              <w:t xml:space="preserve">3 tasks (3 done)</w:t>
             </w:r>
           </w:p>
         </w:tc>
@@ -4709,7 +3656,7 @@
           <w:sz w:val="22"/>
           <w:szCs w:val="22"/>
         </w:rPr>
-        <w:t xml:space="preserve">5 completed</w:t>
+        <w:t xml:space="preserve">9 completed</w:t>
       </w:r>
       <w:r>
         <w:rPr>
@@ -4720,7 +3667,7 @@
           <w:sz w:val="22"/>
           <w:szCs w:val="22"/>
         </w:rPr>
-        <w:t xml:space="preserve">, 18 remaining</w:t>
+        <w:t xml:space="preserve">, 14 remaining</w:t>
       </w:r>
     </w:p>
     <w:sectPr>
@@ -4895,15 +3842,6 @@
       <w:pPr>
         <w:ind w:left="6480" w:hanging="360"/>
       </w:pPr>
-    </w:lvl>
-  </w:abstractNum>
-  <w:abstractNum w:abstractNumId="2" w15:restartNumberingAfterBreak="0">
-    <w:multiLevelType w:val="hybridMultilevel"/>
-    <w:lvl w:ilvl="0" w15:tentative="1">
-      <w:start w:val="1"/>
-      <w:numFmt w:val="bullet"/>
-      <w:lvlText w:val="•"/>
-      <w:lvlJc w:val="left"/>
     </w:lvl>
   </w:abstractNum>
   <w:num w:numId="1">

--- a/docs/Yoluno_Development_Roadmap.docx
+++ b/docs/Yoluno_Development_Roadmap.docx
@@ -380,6 +380,7 @@
         <w:tc>
           <w:tcPr>
             <w:vAlign w:val="center"/>
+            <w:shd w:val="solid" w:color="D4EDDA" w:fill="auto"/>
           </w:tcPr>
           <w:p>
             <w:r>
@@ -396,6 +397,7 @@
         <w:tc>
           <w:tcPr>
             <w:vAlign w:val="center"/>
+            <w:shd w:val="solid" w:color="D4EDDA" w:fill="auto"/>
           </w:tcPr>
           <w:p>
             <w:r>
@@ -412,6 +414,7 @@
         <w:tc>
           <w:tcPr>
             <w:vAlign w:val="center"/>
+            <w:shd w:val="solid" w:color="D4EDDA" w:fill="auto"/>
           </w:tcPr>
           <w:p>
             <w:r>
@@ -428,6 +431,7 @@
         <w:tc>
           <w:tcPr>
             <w:vAlign w:val="center"/>
+            <w:shd w:val="solid" w:color="D4EDDA" w:fill="auto"/>
           </w:tcPr>
           <w:p>
             <w:r>
@@ -444,6 +448,7 @@
         <w:tc>
           <w:tcPr>
             <w:vAlign w:val="center"/>
+            <w:shd w:val="solid" w:color="D4EDDA" w:fill="auto"/>
           </w:tcPr>
           <w:p>
             <w:pPr>
@@ -455,7 +460,7 @@
                 <w:sz w:val="20"/>
                 <w:szCs w:val="20"/>
               </w:rPr>
-              <w:t xml:space="preserve"/>
+              <w:t>✅</w:t>
             </w:r>
           </w:p>
         </w:tc>
@@ -463,8 +468,8 @@
       <w:tr>
         <w:tc>
           <w:tcPr>
-            <w:shd w:color="F5F4F2" w:val="solid"/>
-            <w:vAlign w:val="center"/>
+            <w:vAlign w:val="center"/>
+            <w:shd w:val="solid" w:color="D4EDDA" w:fill="auto"/>
           </w:tcPr>
           <w:p>
             <w:r>
@@ -480,8 +485,8 @@
         </w:tc>
         <w:tc>
           <w:tcPr>
-            <w:shd w:color="F5F4F2" w:val="solid"/>
-            <w:vAlign w:val="center"/>
+            <w:vAlign w:val="center"/>
+            <w:shd w:val="solid" w:color="D4EDDA" w:fill="auto"/>
           </w:tcPr>
           <w:p>
             <w:r>
@@ -497,8 +502,8 @@
         </w:tc>
         <w:tc>
           <w:tcPr>
-            <w:shd w:color="F5F4F2" w:val="solid"/>
-            <w:vAlign w:val="center"/>
+            <w:vAlign w:val="center"/>
+            <w:shd w:val="solid" w:color="D4EDDA" w:fill="auto"/>
           </w:tcPr>
           <w:p>
             <w:r>
@@ -514,8 +519,8 @@
         </w:tc>
         <w:tc>
           <w:tcPr>
-            <w:shd w:color="F5F4F2" w:val="solid"/>
-            <w:vAlign w:val="center"/>
+            <w:vAlign w:val="center"/>
+            <w:shd w:val="solid" w:color="D4EDDA" w:fill="auto"/>
           </w:tcPr>
           <w:p>
             <w:r>
@@ -531,8 +536,8 @@
         </w:tc>
         <w:tc>
           <w:tcPr>
-            <w:shd w:color="F5F4F2" w:val="solid"/>
-            <w:vAlign w:val="center"/>
+            <w:vAlign w:val="center"/>
+            <w:shd w:val="solid" w:color="D4EDDA" w:fill="auto"/>
           </w:tcPr>
           <w:p>
             <w:pPr>
@@ -544,7 +549,7 @@
                 <w:sz w:val="20"/>
                 <w:szCs w:val="20"/>
               </w:rPr>
-              <w:t xml:space="preserve"/>
+              <w:t>✅</w:t>
             </w:r>
           </w:p>
         </w:tc>
@@ -553,6 +558,7 @@
         <w:tc>
           <w:tcPr>
             <w:vAlign w:val="center"/>
+            <w:shd w:val="solid" w:color="D4EDDA" w:fill="auto"/>
           </w:tcPr>
           <w:p>
             <w:r>
@@ -569,6 +575,7 @@
         <w:tc>
           <w:tcPr>
             <w:vAlign w:val="center"/>
+            <w:shd w:val="solid" w:color="D4EDDA" w:fill="auto"/>
           </w:tcPr>
           <w:p>
             <w:r>
@@ -585,6 +592,7 @@
         <w:tc>
           <w:tcPr>
             <w:vAlign w:val="center"/>
+            <w:shd w:val="solid" w:color="D4EDDA" w:fill="auto"/>
           </w:tcPr>
           <w:p>
             <w:r>
@@ -601,6 +609,7 @@
         <w:tc>
           <w:tcPr>
             <w:vAlign w:val="center"/>
+            <w:shd w:val="solid" w:color="D4EDDA" w:fill="auto"/>
           </w:tcPr>
           <w:p>
             <w:r>
@@ -617,6 +626,7 @@
         <w:tc>
           <w:tcPr>
             <w:vAlign w:val="center"/>
+            <w:shd w:val="solid" w:color="D4EDDA" w:fill="auto"/>
           </w:tcPr>
           <w:p>
             <w:pPr>
@@ -628,7 +638,7 @@
                 <w:sz w:val="20"/>
                 <w:szCs w:val="20"/>
               </w:rPr>
-              <w:t xml:space="preserve"/>
+              <w:t>✅</w:t>
             </w:r>
           </w:p>
         </w:tc>
@@ -3136,7 +3146,7 @@
                 <w:sz w:val="20"/>
                 <w:szCs w:val="20"/>
               </w:rPr>
-              <w:t xml:space="preserve">6 tasks (3 done)</w:t>
+              <w:t>6 tasks (6 done)</w:t>
             </w:r>
           </w:p>
         </w:tc>
@@ -3656,7 +3666,7 @@
           <w:sz w:val="22"/>
           <w:szCs w:val="22"/>
         </w:rPr>
-        <w:t xml:space="preserve">9 completed</w:t>
+        <w:t>9 completed</w:t>
       </w:r>
       <w:r>
         <w:rPr>

--- a/docs/Yoluno_Development_Roadmap.docx
+++ b/docs/Yoluno_Development_Roadmap.docx
@@ -2980,6 +2980,174 @@
           </w:p>
         </w:tc>
       </w:tr>
+      <w:tr>
+        <w:tc>
+          <w:tcPr>
+            <w:vAlign w:val="center"/>
+          </w:tcPr>
+          <w:p>
+            <w:r>
+              <w:rPr>
+                <w:rFonts w:ascii="Segoe UI" w:cs="Segoe UI" w:eastAsia="Segoe UI" w:hAnsi="Segoe UI"/>
+                <w:color w:val="2D2A26"/>
+                <w:sz w:val="20"/>
+                <w:szCs w:val="20"/>
+              </w:rPr>
+              <w:t xml:space="preserve">24</w:t>
+            </w:r>
+          </w:p>
+        </w:tc>
+        <w:tc>
+          <w:tcPr>
+            <w:vAlign w:val="center"/>
+          </w:tcPr>
+          <w:p>
+            <w:r>
+              <w:rPr>
+                <w:rFonts w:ascii="Segoe UI" w:cs="Segoe UI" w:eastAsia="Segoe UI" w:hAnsi="Segoe UI"/>
+                <w:color w:val="2D2A26"/>
+                <w:sz w:val="20"/>
+                <w:szCs w:val="20"/>
+              </w:rPr>
+              <w:t xml:space="preserve">Rename Lala to Lottie</w:t>
+            </w:r>
+          </w:p>
+        </w:tc>
+        <w:tc>
+          <w:tcPr>
+            <w:vAlign w:val="center"/>
+          </w:tcPr>
+          <w:p>
+            <w:r>
+              <w:rPr>
+                <w:rFonts w:ascii="Segoe UI" w:cs="Segoe UI" w:eastAsia="Segoe UI" w:hAnsi="Segoe UI"/>
+                <w:color w:val="2D2A26"/>
+                <w:sz w:val="20"/>
+                <w:szCs w:val="20"/>
+              </w:rPr>
+              <w:t xml:space="preserve">Change character name from Lala to Lottie across the entire platform</w:t>
+            </w:r>
+          </w:p>
+        </w:tc>
+        <w:tc>
+          <w:tcPr>
+            <w:vAlign w:val="center"/>
+          </w:tcPr>
+          <w:p>
+            <w:r>
+              <w:rPr>
+                <w:rFonts w:ascii="Segoe UI" w:cs="Segoe UI" w:eastAsia="Segoe UI" w:hAnsi="Segoe UI"/>
+                <w:color w:val="2D2A26"/>
+                <w:sz w:val="20"/>
+                <w:szCs w:val="20"/>
+              </w:rPr>
+              <w:t xml:space="preserve">1 hr</w:t>
+            </w:r>
+          </w:p>
+        </w:tc>
+        <w:tc>
+          <w:tcPr>
+            <w:vAlign w:val="center"/>
+          </w:tcPr>
+          <w:p>
+            <w:pPr>
+              <w:jc w:val="center"/>
+            </w:pPr>
+            <w:r>
+              <w:rPr>
+                <w:rFonts w:ascii="Segoe UI" w:cs="Segoe UI" w:eastAsia="Segoe UI" w:hAnsi="Segoe UI"/>
+                <w:sz w:val="20"/>
+                <w:szCs w:val="20"/>
+              </w:rPr>
+              <w:t xml:space="preserve"/>
+            </w:r>
+          </w:p>
+        </w:tc>
+      </w:tr>
+      <w:tr>
+        <w:tc>
+          <w:tcPr>
+            <w:vAlign w:val="center"/>
+          </w:tcPr>
+          <w:p>
+            <w:r>
+              <w:rPr>
+                <w:rFonts w:ascii="Segoe UI" w:cs="Segoe UI" w:eastAsia="Segoe UI" w:hAnsi="Segoe UI"/>
+                <w:color w:val="2D2A26"/>
+                <w:sz w:val="20"/>
+                <w:szCs w:val="20"/>
+              </w:rPr>
+              <w:t xml:space="preserve">25</w:t>
+            </w:r>
+          </w:p>
+        </w:tc>
+        <w:tc>
+          <w:tcPr>
+            <w:vAlign w:val="center"/>
+          </w:tcPr>
+          <w:p>
+            <w:r>
+              <w:rPr>
+                <w:rFonts w:ascii="Segoe UI" w:cs="Segoe UI" w:eastAsia="Segoe UI" w:hAnsi="Segoe UI"/>
+                <w:color w:val="2D2A26"/>
+                <w:sz w:val="20"/>
+                <w:szCs w:val="20"/>
+              </w:rPr>
+              <w:t xml:space="preserve">Kids Dashboard Colors</w:t>
+            </w:r>
+          </w:p>
+        </w:tc>
+        <w:tc>
+          <w:tcPr>
+            <w:vAlign w:val="center"/>
+          </w:tcPr>
+          <w:p>
+            <w:r>
+              <w:rPr>
+                <w:rFonts w:ascii="Segoe UI" w:cs="Segoe UI" w:eastAsia="Segoe UI" w:hAnsi="Segoe UI"/>
+                <w:color w:val="2D2A26"/>
+                <w:sz w:val="20"/>
+                <w:szCs w:val="20"/>
+              </w:rPr>
+              <w:t xml:space="preserve">Update kids mode backgrounds: blue for chat (Luno), red for journeys (Lolo), yellow for family (Lottie). Update parent family tree to yellow.</w:t>
+            </w:r>
+          </w:p>
+        </w:tc>
+        <w:tc>
+          <w:tcPr>
+            <w:vAlign w:val="center"/>
+          </w:tcPr>
+          <w:p>
+            <w:r>
+              <w:rPr>
+                <w:rFonts w:ascii="Segoe UI" w:cs="Segoe UI" w:eastAsia="Segoe UI" w:hAnsi="Segoe UI"/>
+                <w:color w:val="2D2A26"/>
+                <w:sz w:val="20"/>
+                <w:szCs w:val="20"/>
+              </w:rPr>
+              <w:t xml:space="preserve">1-2 hr</w:t>
+            </w:r>
+          </w:p>
+        </w:tc>
+        <w:tc>
+          <w:tcPr>
+            <w:vAlign w:val="center"/>
+          </w:tcPr>
+          <w:p>
+            <w:pPr>
+              <w:jc w:val="center"/>
+            </w:pPr>
+            <w:r>
+              <w:rPr>
+                <w:rFonts w:ascii="Segoe UI" w:cs="Segoe UI" w:eastAsia="Segoe UI" w:hAnsi="Segoe UI"/>
+                <w:sz w:val="20"/>
+                <w:szCs w:val="20"/>
+              </w:rPr>
+              <w:t xml:space="preserve"/>
+            </w:r>
+          </w:p>
+        </w:tc>
+      </w:tr>
     </w:tbl>
     <w:p>
       <w:pPr>
@@ -3578,7 +3746,7 @@
                 <w:sz w:val="20"/>
                 <w:szCs w:val="20"/>
               </w:rPr>
-              <w:t xml:space="preserve">4 tasks</w:t>
+              <w:t>6 tasks</w:t>
             </w:r>
           </w:p>
         </w:tc>

--- a/docs/Yoluno_Development_Roadmap.docx
+++ b/docs/Yoluno_Development_Roadmap.docx
@@ -1309,6 +1309,7 @@
         <w:tc>
           <w:tcPr>
             <w:vAlign w:val="center"/>
+            <w:shd w:val="solid" w:color="D4EDDA" w:fill="auto"/>
           </w:tcPr>
           <w:p>
             <w:r>
@@ -1325,6 +1326,7 @@
         <w:tc>
           <w:tcPr>
             <w:vAlign w:val="center"/>
+            <w:shd w:val="solid" w:color="D4EDDA" w:fill="auto"/>
           </w:tcPr>
           <w:p>
             <w:r>
@@ -1341,6 +1343,7 @@
         <w:tc>
           <w:tcPr>
             <w:vAlign w:val="center"/>
+            <w:shd w:val="solid" w:color="D4EDDA" w:fill="auto"/>
           </w:tcPr>
           <w:p>
             <w:r>
@@ -1357,6 +1360,7 @@
         <w:tc>
           <w:tcPr>
             <w:vAlign w:val="center"/>
+            <w:shd w:val="solid" w:color="D4EDDA" w:fill="auto"/>
           </w:tcPr>
           <w:p>
             <w:r>
@@ -1373,6 +1377,7 @@
         <w:tc>
           <w:tcPr>
             <w:vAlign w:val="center"/>
+            <w:shd w:val="solid" w:color="D4EDDA" w:fill="auto"/>
           </w:tcPr>
           <w:p>
             <w:pPr>
@@ -1384,7 +1389,7 @@
                 <w:sz w:val="20"/>
                 <w:szCs w:val="20"/>
               </w:rPr>
-              <w:t xml:space="preserve"/>
+              <w:t>✅</w:t>
             </w:r>
           </w:p>
         </w:tc>
@@ -1392,8 +1397,8 @@
       <w:tr>
         <w:tc>
           <w:tcPr>
-            <w:shd w:color="F5F4F2" w:val="solid"/>
-            <w:vAlign w:val="center"/>
+            <w:vAlign w:val="center"/>
+            <w:shd w:val="solid" w:color="D4EDDA" w:fill="auto"/>
           </w:tcPr>
           <w:p>
             <w:r>
@@ -1409,8 +1414,8 @@
         </w:tc>
         <w:tc>
           <w:tcPr>
-            <w:shd w:color="F5F4F2" w:val="solid"/>
-            <w:vAlign w:val="center"/>
+            <w:vAlign w:val="center"/>
+            <w:shd w:val="solid" w:color="D4EDDA" w:fill="auto"/>
           </w:tcPr>
           <w:p>
             <w:r>
@@ -1426,8 +1431,8 @@
         </w:tc>
         <w:tc>
           <w:tcPr>
-            <w:shd w:color="F5F4F2" w:val="solid"/>
-            <w:vAlign w:val="center"/>
+            <w:vAlign w:val="center"/>
+            <w:shd w:val="solid" w:color="D4EDDA" w:fill="auto"/>
           </w:tcPr>
           <w:p>
             <w:r>
@@ -1443,8 +1448,8 @@
         </w:tc>
         <w:tc>
           <w:tcPr>
-            <w:shd w:color="F5F4F2" w:val="solid"/>
-            <w:vAlign w:val="center"/>
+            <w:vAlign w:val="center"/>
+            <w:shd w:val="solid" w:color="D4EDDA" w:fill="auto"/>
           </w:tcPr>
           <w:p>
             <w:r>
@@ -1460,8 +1465,8 @@
         </w:tc>
         <w:tc>
           <w:tcPr>
-            <w:shd w:color="F5F4F2" w:val="solid"/>
-            <w:vAlign w:val="center"/>
+            <w:vAlign w:val="center"/>
+            <w:shd w:val="solid" w:color="D4EDDA" w:fill="auto"/>
           </w:tcPr>
           <w:p>
             <w:pPr>
@@ -1473,7 +1478,7 @@
                 <w:sz w:val="20"/>
                 <w:szCs w:val="20"/>
               </w:rPr>
-              <w:t xml:space="preserve"/>
+              <w:t>✅</w:t>
             </w:r>
           </w:p>
         </w:tc>
@@ -1482,6 +1487,7 @@
         <w:tc>
           <w:tcPr>
             <w:vAlign w:val="center"/>
+            <w:shd w:val="solid" w:color="D4EDDA" w:fill="auto"/>
           </w:tcPr>
           <w:p>
             <w:r>
@@ -1498,6 +1504,7 @@
         <w:tc>
           <w:tcPr>
             <w:vAlign w:val="center"/>
+            <w:shd w:val="solid" w:color="D4EDDA" w:fill="auto"/>
           </w:tcPr>
           <w:p>
             <w:r>
@@ -1514,6 +1521,7 @@
         <w:tc>
           <w:tcPr>
             <w:vAlign w:val="center"/>
+            <w:shd w:val="solid" w:color="D4EDDA" w:fill="auto"/>
           </w:tcPr>
           <w:p>
             <w:r>
@@ -1530,6 +1538,7 @@
         <w:tc>
           <w:tcPr>
             <w:vAlign w:val="center"/>
+            <w:shd w:val="solid" w:color="D4EDDA" w:fill="auto"/>
           </w:tcPr>
           <w:p>
             <w:r>
@@ -1546,6 +1555,7 @@
         <w:tc>
           <w:tcPr>
             <w:vAlign w:val="center"/>
+            <w:shd w:val="solid" w:color="D4EDDA" w:fill="auto"/>
           </w:tcPr>
           <w:p>
             <w:pPr>
@@ -1557,7 +1567,7 @@
                 <w:sz w:val="20"/>
                 <w:szCs w:val="20"/>
               </w:rPr>
-              <w:t xml:space="preserve"/>
+              <w:t>✅</w:t>
             </w:r>
           </w:p>
         </w:tc>
@@ -2638,6 +2648,7 @@
         <w:tc>
           <w:tcPr>
             <w:vAlign w:val="center"/>
+            <w:shd w:val="solid" w:color="D4EDDA" w:fill="auto"/>
           </w:tcPr>
           <w:p>
             <w:r>
@@ -2654,6 +2665,7 @@
         <w:tc>
           <w:tcPr>
             <w:vAlign w:val="center"/>
+            <w:shd w:val="solid" w:color="D4EDDA" w:fill="auto"/>
           </w:tcPr>
           <w:p>
             <w:r>
@@ -2670,6 +2682,7 @@
         <w:tc>
           <w:tcPr>
             <w:vAlign w:val="center"/>
+            <w:shd w:val="solid" w:color="D4EDDA" w:fill="auto"/>
           </w:tcPr>
           <w:p>
             <w:r>
@@ -2686,6 +2699,7 @@
         <w:tc>
           <w:tcPr>
             <w:vAlign w:val="center"/>
+            <w:shd w:val="solid" w:color="D4EDDA" w:fill="auto"/>
           </w:tcPr>
           <w:p>
             <w:r>
@@ -2702,6 +2716,7 @@
         <w:tc>
           <w:tcPr>
             <w:vAlign w:val="center"/>
+            <w:shd w:val="solid" w:color="D4EDDA" w:fill="auto"/>
           </w:tcPr>
           <w:p>
             <w:pPr>
@@ -2713,7 +2728,7 @@
                 <w:sz w:val="20"/>
                 <w:szCs w:val="20"/>
               </w:rPr>
-              <w:t xml:space="preserve"/>
+              <w:t>✅</w:t>
             </w:r>
           </w:p>
         </w:tc>
@@ -2984,6 +2999,7 @@
         <w:tc>
           <w:tcPr>
             <w:vAlign w:val="center"/>
+            <w:shd w:val="solid" w:color="D4EDDA" w:fill="auto"/>
           </w:tcPr>
           <w:p>
             <w:r>
@@ -3000,6 +3016,7 @@
         <w:tc>
           <w:tcPr>
             <w:vAlign w:val="center"/>
+            <w:shd w:val="solid" w:color="D4EDDA" w:fill="auto"/>
           </w:tcPr>
           <w:p>
             <w:r>
@@ -3016,6 +3033,7 @@
         <w:tc>
           <w:tcPr>
             <w:vAlign w:val="center"/>
+            <w:shd w:val="solid" w:color="D4EDDA" w:fill="auto"/>
           </w:tcPr>
           <w:p>
             <w:r>
@@ -3032,6 +3050,7 @@
         <w:tc>
           <w:tcPr>
             <w:vAlign w:val="center"/>
+            <w:shd w:val="solid" w:color="D4EDDA" w:fill="auto"/>
           </w:tcPr>
           <w:p>
             <w:r>
@@ -3048,6 +3067,7 @@
         <w:tc>
           <w:tcPr>
             <w:vAlign w:val="center"/>
+            <w:shd w:val="solid" w:color="D4EDDA" w:fill="auto"/>
           </w:tcPr>
           <w:p>
             <w:pPr>
@@ -3059,7 +3079,7 @@
                 <w:sz w:val="20"/>
                 <w:szCs w:val="20"/>
               </w:rPr>
-              <w:t xml:space="preserve"/>
+              <w:t>✅</w:t>
             </w:r>
           </w:p>
         </w:tc>
@@ -3487,7 +3507,7 @@
                 <w:sz w:val="20"/>
                 <w:szCs w:val="20"/>
               </w:rPr>
-              <w:t xml:space="preserve">3 tasks</w:t>
+              <w:t>3 tasks (3 done)</w:t>
             </w:r>
           </w:p>
         </w:tc>
@@ -3746,7 +3766,7 @@
                 <w:sz w:val="20"/>
                 <w:szCs w:val="20"/>
               </w:rPr>
-              <w:t>6 tasks</w:t>
+              <w:t>6 tasks (2 done)</w:t>
             </w:r>
           </w:p>
         </w:tc>

--- a/docs/Yoluno_Development_Roadmap.docx
+++ b/docs/Yoluno_Development_Roadmap.docx
@@ -2736,8 +2736,8 @@
       <w:tr>
         <w:tc>
           <w:tcPr>
-            <w:shd w:color="F5F4F2" w:val="solid"/>
-            <w:vAlign w:val="center"/>
+            <w:vAlign w:val="center"/>
+            <w:shd w:val="solid" w:color="D4EDDA" w:fill="auto"/>
           </w:tcPr>
           <w:p>
             <w:r>
@@ -2753,8 +2753,8 @@
         </w:tc>
         <w:tc>
           <w:tcPr>
-            <w:shd w:color="F5F4F2" w:val="solid"/>
-            <w:vAlign w:val="center"/>
+            <w:vAlign w:val="center"/>
+            <w:shd w:val="solid" w:color="D4EDDA" w:fill="auto"/>
           </w:tcPr>
           <w:p>
             <w:r>
@@ -2770,8 +2770,8 @@
         </w:tc>
         <w:tc>
           <w:tcPr>
-            <w:shd w:color="F5F4F2" w:val="solid"/>
-            <w:vAlign w:val="center"/>
+            <w:vAlign w:val="center"/>
+            <w:shd w:val="solid" w:color="D4EDDA" w:fill="auto"/>
           </w:tcPr>
           <w:p>
             <w:r>
@@ -2787,8 +2787,8 @@
         </w:tc>
         <w:tc>
           <w:tcPr>
-            <w:shd w:color="F5F4F2" w:val="solid"/>
-            <w:vAlign w:val="center"/>
+            <w:vAlign w:val="center"/>
+            <w:shd w:val="solid" w:color="D4EDDA" w:fill="auto"/>
           </w:tcPr>
           <w:p>
             <w:r>
@@ -2804,8 +2804,8 @@
         </w:tc>
         <w:tc>
           <w:tcPr>
-            <w:shd w:color="F5F4F2" w:val="solid"/>
-            <w:vAlign w:val="center"/>
+            <w:vAlign w:val="center"/>
+            <w:shd w:val="solid" w:color="D4EDDA" w:fill="auto"/>
           </w:tcPr>
           <w:p>
             <w:pPr>
@@ -2817,7 +2817,7 @@
                 <w:sz w:val="20"/>
                 <w:szCs w:val="20"/>
               </w:rPr>
-              <w:t xml:space="preserve"/>
+              <w:t>✅</w:t>
             </w:r>
           </w:p>
         </w:tc>
@@ -3766,7 +3766,7 @@
                 <w:sz w:val="20"/>
                 <w:szCs w:val="20"/>
               </w:rPr>
-              <w:t>6 tasks (2 done)</w:t>
+              <w:t>6 tasks (3 done)</w:t>
             </w:r>
           </w:p>
         </w:tc>

--- a/docs/Yoluno_Development_Roadmap.docx
+++ b/docs/Yoluno_Development_Roadmap.docx
@@ -2071,6 +2071,90 @@
           </w:p>
         </w:tc>
       </w:tr>
+      <w:tr>
+        <w:tc>
+          <w:tcPr>
+            <w:vAlign w:val="center"/>
+          </w:tcPr>
+          <w:p>
+            <w:r>
+              <w:rPr>
+                <w:rFonts w:ascii="Segoe UI" w:cs="Segoe UI" w:eastAsia="Segoe UI" w:hAnsi="Segoe UI"/>
+                <w:color w:val="2D2A26"/>
+                <w:sz w:val="20"/>
+                <w:szCs w:val="20"/>
+              </w:rPr>
+              <w:t xml:space="preserve">26</w:t>
+            </w:r>
+          </w:p>
+        </w:tc>
+        <w:tc>
+          <w:tcPr>
+            <w:vAlign w:val="center"/>
+          </w:tcPr>
+          <w:p>
+            <w:r>
+              <w:rPr>
+                <w:rFonts w:ascii="Segoe UI" w:cs="Segoe UI" w:eastAsia="Segoe UI" w:hAnsi="Segoe UI"/>
+                <w:color w:val="2D2A26"/>
+                <w:sz w:val="20"/>
+                <w:szCs w:val="20"/>
+              </w:rPr>
+              <w:t xml:space="preserve">Family Voice Narration</w:t>
+            </w:r>
+          </w:p>
+        </w:tc>
+        <w:tc>
+          <w:tcPr>
+            <w:vAlign w:val="center"/>
+          </w:tcPr>
+          <w:p>
+            <w:r>
+              <w:rPr>
+                <w:rFonts w:ascii="Segoe UI" w:cs="Segoe UI" w:eastAsia="Segoe UI" w:hAnsi="Segoe UI"/>
+                <w:color w:val="2D2A26"/>
+                <w:sz w:val="20"/>
+                <w:szCs w:val="20"/>
+              </w:rPr>
+              <w:t xml:space="preserve">Clone family member voices from Voice Vault using ElevenLabs AI so kids can hear stories read in familiar voices</w:t>
+            </w:r>
+          </w:p>
+        </w:tc>
+        <w:tc>
+          <w:tcPr>
+            <w:vAlign w:val="center"/>
+          </w:tcPr>
+          <w:p>
+            <w:r>
+              <w:rPr>
+                <w:rFonts w:ascii="Segoe UI" w:cs="Segoe UI" w:eastAsia="Segoe UI" w:hAnsi="Segoe UI"/>
+                <w:color w:val="2D2A26"/>
+                <w:sz w:val="20"/>
+                <w:szCs w:val="20"/>
+              </w:rPr>
+              <w:t xml:space="preserve">6-8 hr</w:t>
+            </w:r>
+          </w:p>
+        </w:tc>
+        <w:tc>
+          <w:tcPr>
+            <w:vAlign w:val="center"/>
+          </w:tcPr>
+          <w:p>
+            <w:pPr>
+              <w:jc w:val="center"/>
+            </w:pPr>
+            <w:r>
+              <w:rPr>
+                <w:rFonts w:ascii="Segoe UI" w:cs="Segoe UI" w:eastAsia="Segoe UI" w:hAnsi="Segoe UI"/>
+                <w:sz w:val="20"/>
+                <w:szCs w:val="20"/>
+              </w:rPr>
+              <w:t xml:space="preserve"/>
+            </w:r>
+          </w:p>
+        </w:tc>
+      </w:tr>
     </w:tbl>
     <w:p>
       <w:pPr>
@@ -3088,6 +3172,7 @@
         <w:tc>
           <w:tcPr>
             <w:vAlign w:val="center"/>
+            <w:shd w:val="solid" w:color="D4EDDA" w:fill="auto"/>
           </w:tcPr>
           <w:p>
             <w:r>
@@ -3104,6 +3189,7 @@
         <w:tc>
           <w:tcPr>
             <w:vAlign w:val="center"/>
+            <w:shd w:val="solid" w:color="D4EDDA" w:fill="auto"/>
           </w:tcPr>
           <w:p>
             <w:r>
@@ -3120,6 +3206,7 @@
         <w:tc>
           <w:tcPr>
             <w:vAlign w:val="center"/>
+            <w:shd w:val="solid" w:color="D4EDDA" w:fill="auto"/>
           </w:tcPr>
           <w:p>
             <w:r>
@@ -3136,6 +3223,7 @@
         <w:tc>
           <w:tcPr>
             <w:vAlign w:val="center"/>
+            <w:shd w:val="solid" w:color="D4EDDA" w:fill="auto"/>
           </w:tcPr>
           <w:p>
             <w:r>
@@ -3152,6 +3240,7 @@
         <w:tc>
           <w:tcPr>
             <w:vAlign w:val="center"/>
+            <w:shd w:val="solid" w:color="D4EDDA" w:fill="auto"/>
           </w:tcPr>
           <w:p>
             <w:pPr>
@@ -3163,7 +3252,7 @@
                 <w:sz w:val="20"/>
                 <w:szCs w:val="20"/>
               </w:rPr>
-              <w:t xml:space="preserve"/>
+              <w:t>✅</w:t>
             </w:r>
           </w:p>
         </w:tc>
@@ -3593,7 +3682,7 @@
                 <w:sz w:val="20"/>
                 <w:szCs w:val="20"/>
               </w:rPr>
-              <w:t xml:space="preserve">4 tasks</w:t>
+              <w:t>5 tasks</w:t>
             </w:r>
           </w:p>
         </w:tc>
@@ -3766,7 +3855,7 @@
                 <w:sz w:val="20"/>
                 <w:szCs w:val="20"/>
               </w:rPr>
-              <w:t>6 tasks (3 done)</w:t>
+              <w:t>6 tasks (4 done)</w:t>
             </w:r>
           </w:p>
         </w:tc>

--- a/docs/Yoluno_Development_Roadmap.docx
+++ b/docs/Yoluno_Development_Roadmap.docx
@@ -1729,6 +1729,7 @@
         <w:tc>
           <w:tcPr>
             <w:vAlign w:val="center"/>
+            <w:shd w:val="solid" w:color="D4EDDA" w:fill="auto"/>
           </w:tcPr>
           <w:p>
             <w:r>
@@ -1745,6 +1746,7 @@
         <w:tc>
           <w:tcPr>
             <w:vAlign w:val="center"/>
+            <w:shd w:val="solid" w:color="D4EDDA" w:fill="auto"/>
           </w:tcPr>
           <w:p>
             <w:r>
@@ -1761,6 +1763,7 @@
         <w:tc>
           <w:tcPr>
             <w:vAlign w:val="center"/>
+            <w:shd w:val="solid" w:color="D4EDDA" w:fill="auto"/>
           </w:tcPr>
           <w:p>
             <w:r>
@@ -1777,6 +1780,7 @@
         <w:tc>
           <w:tcPr>
             <w:vAlign w:val="center"/>
+            <w:shd w:val="solid" w:color="D4EDDA" w:fill="auto"/>
           </w:tcPr>
           <w:p>
             <w:r>
@@ -1793,6 +1797,7 @@
         <w:tc>
           <w:tcPr>
             <w:vAlign w:val="center"/>
+            <w:shd w:val="solid" w:color="D4EDDA" w:fill="auto"/>
           </w:tcPr>
           <w:p>
             <w:pPr>
@@ -1804,7 +1809,7 @@
                 <w:sz w:val="20"/>
                 <w:szCs w:val="20"/>
               </w:rPr>
-              <w:t xml:space="preserve"/>
+              <w:t>✅</w:t>
             </w:r>
           </w:p>
         </w:tc>
@@ -1812,8 +1817,8 @@
       <w:tr>
         <w:tc>
           <w:tcPr>
-            <w:shd w:color="F5F4F2" w:val="solid"/>
-            <w:vAlign w:val="center"/>
+            <w:vAlign w:val="center"/>
+            <w:shd w:val="solid" w:color="D4EDDA" w:fill="auto"/>
           </w:tcPr>
           <w:p>
             <w:r>
@@ -1829,8 +1834,8 @@
         </w:tc>
         <w:tc>
           <w:tcPr>
-            <w:shd w:color="F5F4F2" w:val="solid"/>
-            <w:vAlign w:val="center"/>
+            <w:vAlign w:val="center"/>
+            <w:shd w:val="solid" w:color="D4EDDA" w:fill="auto"/>
           </w:tcPr>
           <w:p>
             <w:r>
@@ -1846,8 +1851,8 @@
         </w:tc>
         <w:tc>
           <w:tcPr>
-            <w:shd w:color="F5F4F2" w:val="solid"/>
-            <w:vAlign w:val="center"/>
+            <w:vAlign w:val="center"/>
+            <w:shd w:val="solid" w:color="D4EDDA" w:fill="auto"/>
           </w:tcPr>
           <w:p>
             <w:r>
@@ -1863,8 +1868,8 @@
         </w:tc>
         <w:tc>
           <w:tcPr>
-            <w:shd w:color="F5F4F2" w:val="solid"/>
-            <w:vAlign w:val="center"/>
+            <w:vAlign w:val="center"/>
+            <w:shd w:val="solid" w:color="D4EDDA" w:fill="auto"/>
           </w:tcPr>
           <w:p>
             <w:r>
@@ -1880,8 +1885,8 @@
         </w:tc>
         <w:tc>
           <w:tcPr>
-            <w:shd w:color="F5F4F2" w:val="solid"/>
-            <w:vAlign w:val="center"/>
+            <w:vAlign w:val="center"/>
+            <w:shd w:val="solid" w:color="D4EDDA" w:fill="auto"/>
           </w:tcPr>
           <w:p>
             <w:pPr>
@@ -1893,7 +1898,7 @@
                 <w:sz w:val="20"/>
                 <w:szCs w:val="20"/>
               </w:rPr>
-              <w:t xml:space="preserve"/>
+              <w:t>✅</w:t>
             </w:r>
           </w:p>
         </w:tc>
@@ -2993,8 +2998,8 @@
       <w:tr>
         <w:tc>
           <w:tcPr>
-            <w:shd w:color="F5F4F2" w:val="solid"/>
-            <w:vAlign w:val="center"/>
+            <w:vAlign w:val="center"/>
+            <w:shd w:val="solid" w:color="D4EDDA" w:fill="auto"/>
           </w:tcPr>
           <w:p>
             <w:r>
@@ -3010,8 +3015,8 @@
         </w:tc>
         <w:tc>
           <w:tcPr>
-            <w:shd w:color="F5F4F2" w:val="solid"/>
-            <w:vAlign w:val="center"/>
+            <w:vAlign w:val="center"/>
+            <w:shd w:val="solid" w:color="D4EDDA" w:fill="auto"/>
           </w:tcPr>
           <w:p>
             <w:r>
@@ -3027,8 +3032,8 @@
         </w:tc>
         <w:tc>
           <w:tcPr>
-            <w:shd w:color="F5F4F2" w:val="solid"/>
-            <w:vAlign w:val="center"/>
+            <w:vAlign w:val="center"/>
+            <w:shd w:val="solid" w:color="D4EDDA" w:fill="auto"/>
           </w:tcPr>
           <w:p>
             <w:r>
@@ -3044,8 +3049,8 @@
         </w:tc>
         <w:tc>
           <w:tcPr>
-            <w:shd w:color="F5F4F2" w:val="solid"/>
-            <w:vAlign w:val="center"/>
+            <w:vAlign w:val="center"/>
+            <w:shd w:val="solid" w:color="D4EDDA" w:fill="auto"/>
           </w:tcPr>
           <w:p>
             <w:r>
@@ -3061,8 +3066,8 @@
         </w:tc>
         <w:tc>
           <w:tcPr>
-            <w:shd w:color="F5F4F2" w:val="solid"/>
-            <w:vAlign w:val="center"/>
+            <w:vAlign w:val="center"/>
+            <w:shd w:val="solid" w:color="D4EDDA" w:fill="auto"/>
           </w:tcPr>
           <w:p>
             <w:pPr>
@@ -3074,7 +3079,7 @@
                 <w:sz w:val="20"/>
                 <w:szCs w:val="20"/>
               </w:rPr>
-              <w:t xml:space="preserve"/>
+              <w:t>✅</w:t>
             </w:r>
           </w:p>
         </w:tc>
@@ -3682,7 +3687,7 @@
                 <w:sz w:val="20"/>
                 <w:szCs w:val="20"/>
               </w:rPr>
-              <w:t>5 tasks</w:t>
+              <w:t>5 tasks (2 done)</w:t>
             </w:r>
           </w:p>
         </w:tc>
@@ -3855,7 +3860,7 @@
                 <w:sz w:val="20"/>
                 <w:szCs w:val="20"/>
               </w:rPr>
-              <w:t>6 tasks (4 done)</w:t>
+              <w:t>6 tasks (5 done)</w:t>
             </w:r>
           </w:p>
         </w:tc>

--- a/docs/Yoluno_Development_Roadmap.docx
+++ b/docs/Yoluno_Development_Roadmap.docx
@@ -1990,8 +1990,8 @@
       <w:tr>
         <w:tc>
           <w:tcPr>
-            <w:shd w:color="F5F4F2" w:val="solid"/>
-            <w:vAlign w:val="center"/>
+            <w:vAlign w:val="center"/>
+            <w:shd w:val="solid" w:color="D4EDDA" w:fill="auto"/>
           </w:tcPr>
           <w:p>
             <w:r>
@@ -2007,8 +2007,8 @@
         </w:tc>
         <w:tc>
           <w:tcPr>
-            <w:shd w:color="F5F4F2" w:val="solid"/>
-            <w:vAlign w:val="center"/>
+            <w:vAlign w:val="center"/>
+            <w:shd w:val="solid" w:color="D4EDDA" w:fill="auto"/>
           </w:tcPr>
           <w:p>
             <w:r>
@@ -2024,8 +2024,8 @@
         </w:tc>
         <w:tc>
           <w:tcPr>
-            <w:shd w:color="F5F4F2" w:val="solid"/>
-            <w:vAlign w:val="center"/>
+            <w:vAlign w:val="center"/>
+            <w:shd w:val="solid" w:color="D4EDDA" w:fill="auto"/>
           </w:tcPr>
           <w:p>
             <w:r>
@@ -2041,8 +2041,8 @@
         </w:tc>
         <w:tc>
           <w:tcPr>
-            <w:shd w:color="F5F4F2" w:val="solid"/>
-            <w:vAlign w:val="center"/>
+            <w:vAlign w:val="center"/>
+            <w:shd w:val="solid" w:color="D4EDDA" w:fill="auto"/>
           </w:tcPr>
           <w:p>
             <w:r>
@@ -2058,8 +2058,8 @@
         </w:tc>
         <w:tc>
           <w:tcPr>
-            <w:shd w:color="F5F4F2" w:val="solid"/>
-            <w:vAlign w:val="center"/>
+            <w:vAlign w:val="center"/>
+            <w:shd w:val="solid" w:color="D4EDDA" w:fill="auto"/>
           </w:tcPr>
           <w:p>
             <w:pPr>
@@ -2071,7 +2071,7 @@
                 <w:sz w:val="20"/>
                 <w:szCs w:val="20"/>
               </w:rPr>
-              <w:t xml:space="preserve"/>
+              <w:t>✅</w:t>
             </w:r>
           </w:p>
         </w:tc>
@@ -3687,7 +3687,7 @@
                 <w:sz w:val="20"/>
                 <w:szCs w:val="20"/>
               </w:rPr>
-              <w:t>5 tasks (2 done)</w:t>
+              <w:t>5 tasks (3 done)</w:t>
             </w:r>
           </w:p>
         </w:tc>

--- a/docs/Yoluno_Development_Roadmap.docx
+++ b/docs/Yoluno_Development_Roadmap.docx
@@ -1907,6 +1907,7 @@
         <w:tc>
           <w:tcPr>
             <w:vAlign w:val="center"/>
+            <w:shd w:val="solid" w:color="D4EDDA" w:fill="auto"/>
           </w:tcPr>
           <w:p>
             <w:r>
@@ -1923,6 +1924,7 @@
         <w:tc>
           <w:tcPr>
             <w:vAlign w:val="center"/>
+            <w:shd w:val="solid" w:color="D4EDDA" w:fill="auto"/>
           </w:tcPr>
           <w:p>
             <w:r>
@@ -1939,6 +1941,7 @@
         <w:tc>
           <w:tcPr>
             <w:vAlign w:val="center"/>
+            <w:shd w:val="solid" w:color="D4EDDA" w:fill="auto"/>
           </w:tcPr>
           <w:p>
             <w:r>
@@ -1955,6 +1958,7 @@
         <w:tc>
           <w:tcPr>
             <w:vAlign w:val="center"/>
+            <w:shd w:val="solid" w:color="D4EDDA" w:fill="auto"/>
           </w:tcPr>
           <w:p>
             <w:r>
@@ -1971,6 +1975,7 @@
         <w:tc>
           <w:tcPr>
             <w:vAlign w:val="center"/>
+            <w:shd w:val="solid" w:color="D4EDDA" w:fill="auto"/>
           </w:tcPr>
           <w:p>
             <w:pPr>
@@ -1982,7 +1987,7 @@
                 <w:sz w:val="20"/>
                 <w:szCs w:val="20"/>
               </w:rPr>
-              <w:t xml:space="preserve"/>
+              <w:t>✅</w:t>
             </w:r>
           </w:p>
         </w:tc>
@@ -3687,7 +3692,7 @@
                 <w:sz w:val="20"/>
                 <w:szCs w:val="20"/>
               </w:rPr>
-              <w:t>5 tasks (3 done)</w:t>
+              <w:t>5 tasks (4 done)</w:t>
             </w:r>
           </w:p>
         </w:tc>
